--- a/Gyál_Telephely dokumentáció_v1.docx
+++ b/Gyál_Telephely dokumentáció_v1.docx
@@ -490,12 +490,13 @@
         <w:rPr>
           <w:rFonts w:ascii="Times New Roman" w:hAnsi="Times New Roman" w:cs="Times New Roman"/>
           <w:b/>
+          <w:noProof/>
           <w:sz w:val="28"/>
         </w:rPr>
         <w:drawing>
-          <wp:inline distT="0" distB="0" distL="0" distR="0" wp14:anchorId="210DCC45" wp14:editId="1F5D0895">
-            <wp:extent cx="3485937" cy="2590800"/>
-            <wp:effectExtent l="0" t="0" r="635" b="0"/>
+          <wp:inline distT="0" distB="0" distL="0" distR="0" wp14:anchorId="212AC5CA" wp14:editId="734392BB">
+            <wp:extent cx="3256399" cy="2390775"/>
+            <wp:effectExtent l="0" t="0" r="1270" b="0"/>
             <wp:docPr id="1" name="Kép 1"/>
             <wp:cNvGraphicFramePr>
               <a:graphicFrameLocks xmlns:a="http://schemas.openxmlformats.org/drawingml/2006/main" noChangeAspect="1"/>
@@ -508,7 +509,7 @@
                     <pic:cNvPicPr/>
                   </pic:nvPicPr>
                   <pic:blipFill>
-                    <a:blip r:embed="rId6"/>
+                    <a:blip r:embed="rId7"/>
                     <a:stretch>
                       <a:fillRect/>
                     </a:stretch>
@@ -516,7 +517,7 @@
                   <pic:spPr>
                     <a:xfrm>
                       <a:off x="0" y="0"/>
-                      <a:ext cx="3506228" cy="2605881"/>
+                      <a:ext cx="3271145" cy="2401601"/>
                     </a:xfrm>
                     <a:prstGeom prst="rect">
                       <a:avLst/>
@@ -543,22 +544,195 @@
         <w:rPr>
           <w:rFonts w:ascii="Times New Roman" w:hAnsi="Times New Roman" w:cs="Times New Roman"/>
           <w:b/>
+          <w:sz w:val="28"/>
+        </w:rPr>
+      </w:pPr>
+    </w:p>
+    <w:p>
+      <w:pPr>
+        <w:rPr>
+          <w:rFonts w:ascii="Times New Roman" w:hAnsi="Times New Roman" w:cs="Times New Roman"/>
+          <w:b/>
+          <w:sz w:val="28"/>
+        </w:rPr>
+      </w:pPr>
+      <w:proofErr w:type="spellStart"/>
+      <w:r>
+        <w:rPr>
+          <w:rFonts w:ascii="Times New Roman" w:hAnsi="Times New Roman" w:cs="Times New Roman"/>
+          <w:b/>
+          <w:sz w:val="28"/>
+        </w:rPr>
+        <w:t>Vlanok</w:t>
+      </w:r>
+      <w:proofErr w:type="spellEnd"/>
+      <w:r>
+        <w:rPr>
+          <w:rFonts w:ascii="Times New Roman" w:hAnsi="Times New Roman" w:cs="Times New Roman"/>
+          <w:b/>
+          <w:sz w:val="28"/>
+        </w:rPr>
+        <w:t xml:space="preserve"> IPv4</w:t>
+      </w:r>
+    </w:p>
+    <w:p>
+      <w:pPr>
+        <w:rPr>
+          <w:rFonts w:ascii="Times New Roman" w:hAnsi="Times New Roman" w:cs="Times New Roman"/>
+          <w:b/>
+          <w:sz w:val="28"/>
+        </w:rPr>
+      </w:pPr>
+      <w:r>
+        <w:rPr>
+          <w:rFonts w:ascii="Times New Roman" w:hAnsi="Times New Roman" w:cs="Times New Roman"/>
+          <w:b/>
+          <w:noProof/>
+          <w:sz w:val="28"/>
+        </w:rPr>
+        <w:drawing>
+          <wp:inline distT="0" distB="0" distL="0" distR="0" wp14:anchorId="43C68B6D" wp14:editId="574C3802">
+            <wp:extent cx="5759450" cy="5847715"/>
+            <wp:effectExtent l="0" t="0" r="0" b="635"/>
+            <wp:docPr id="7" name="Kép 7"/>
+            <wp:cNvGraphicFramePr>
+              <a:graphicFrameLocks xmlns:a="http://schemas.openxmlformats.org/drawingml/2006/main" noChangeAspect="1"/>
+            </wp:cNvGraphicFramePr>
+            <a:graphic xmlns:a="http://schemas.openxmlformats.org/drawingml/2006/main">
+              <a:graphicData uri="http://schemas.openxmlformats.org/drawingml/2006/picture">
+                <pic:pic xmlns:pic="http://schemas.openxmlformats.org/drawingml/2006/picture">
+                  <pic:nvPicPr>
+                    <pic:cNvPr id="1" name=""/>
+                    <pic:cNvPicPr/>
+                  </pic:nvPicPr>
+                  <pic:blipFill>
+                    <a:blip r:embed="rId8"/>
+                    <a:stretch>
+                      <a:fillRect/>
+                    </a:stretch>
+                  </pic:blipFill>
+                  <pic:spPr>
+                    <a:xfrm>
+                      <a:off x="0" y="0"/>
+                      <a:ext cx="5759450" cy="5847715"/>
+                    </a:xfrm>
+                    <a:prstGeom prst="rect">
+                      <a:avLst/>
+                    </a:prstGeom>
+                  </pic:spPr>
+                </pic:pic>
+              </a:graphicData>
+            </a:graphic>
+          </wp:inline>
+        </w:drawing>
+      </w:r>
+    </w:p>
+    <w:p>
+      <w:pPr>
+        <w:rPr>
+          <w:rFonts w:ascii="Times New Roman" w:hAnsi="Times New Roman" w:cs="Times New Roman"/>
+          <w:b/>
+          <w:sz w:val="28"/>
+        </w:rPr>
+      </w:pPr>
+      <w:proofErr w:type="spellStart"/>
+      <w:r>
+        <w:rPr>
+          <w:rFonts w:ascii="Times New Roman" w:hAnsi="Times New Roman" w:cs="Times New Roman"/>
+          <w:b/>
+          <w:sz w:val="28"/>
+        </w:rPr>
+        <w:lastRenderedPageBreak/>
+        <w:t>Vlanok</w:t>
+      </w:r>
+      <w:proofErr w:type="spellEnd"/>
+      <w:r>
+        <w:rPr>
+          <w:rFonts w:ascii="Times New Roman" w:hAnsi="Times New Roman" w:cs="Times New Roman"/>
+          <w:b/>
+          <w:sz w:val="28"/>
+        </w:rPr>
+        <w:t xml:space="preserve"> IPv</w:t>
+      </w:r>
+      <w:r>
+        <w:rPr>
+          <w:rFonts w:ascii="Times New Roman" w:hAnsi="Times New Roman" w:cs="Times New Roman"/>
+          <w:b/>
+          <w:sz w:val="28"/>
+        </w:rPr>
+        <w:t>6</w:t>
+      </w:r>
+      <w:r>
+        <w:rPr>
+          <w:rFonts w:ascii="Times New Roman" w:hAnsi="Times New Roman" w:cs="Times New Roman"/>
+          <w:b/>
+          <w:sz w:val="28"/>
+        </w:rPr>
+        <w:br/>
+      </w:r>
+      <w:r>
+        <w:rPr>
+          <w:rFonts w:ascii="Times New Roman" w:hAnsi="Times New Roman" w:cs="Times New Roman"/>
+          <w:b/>
+          <w:sz w:val="28"/>
+        </w:rPr>
+        <w:drawing>
+          <wp:inline distT="0" distB="0" distL="0" distR="0" wp14:anchorId="43BB6EE1" wp14:editId="46FC2BA1">
+            <wp:extent cx="5759450" cy="2570480"/>
+            <wp:effectExtent l="0" t="0" r="0" b="1270"/>
+            <wp:docPr id="6" name="Kép 6"/>
+            <wp:cNvGraphicFramePr>
+              <a:graphicFrameLocks xmlns:a="http://schemas.openxmlformats.org/drawingml/2006/main" noChangeAspect="1"/>
+            </wp:cNvGraphicFramePr>
+            <a:graphic xmlns:a="http://schemas.openxmlformats.org/drawingml/2006/main">
+              <a:graphicData uri="http://schemas.openxmlformats.org/drawingml/2006/picture">
+                <pic:pic xmlns:pic="http://schemas.openxmlformats.org/drawingml/2006/picture">
+                  <pic:nvPicPr>
+                    <pic:cNvPr id="1" name=""/>
+                    <pic:cNvPicPr/>
+                  </pic:nvPicPr>
+                  <pic:blipFill>
+                    <a:blip r:embed="rId9"/>
+                    <a:stretch>
+                      <a:fillRect/>
+                    </a:stretch>
+                  </pic:blipFill>
+                  <pic:spPr>
+                    <a:xfrm>
+                      <a:off x="0" y="0"/>
+                      <a:ext cx="5759450" cy="2570480"/>
+                    </a:xfrm>
+                    <a:prstGeom prst="rect">
+                      <a:avLst/>
+                    </a:prstGeom>
+                  </pic:spPr>
+                </pic:pic>
+              </a:graphicData>
+            </a:graphic>
+          </wp:inline>
+        </w:drawing>
+      </w:r>
+    </w:p>
+    <w:p>
+      <w:pPr>
+        <w:rPr>
+          <w:rFonts w:ascii="Times New Roman" w:hAnsi="Times New Roman" w:cs="Times New Roman"/>
+          <w:b/>
           <w:color w:val="000000" w:themeColor="text1"/>
           <w:sz w:val="28"/>
         </w:rPr>
       </w:pPr>
-      <w:proofErr w:type="spellStart"/>
-      <w:r>
+    </w:p>
+    <w:p>
+      <w:pPr>
         <w:rPr>
           <w:rFonts w:ascii="Times New Roman" w:hAnsi="Times New Roman" w:cs="Times New Roman"/>
           <w:b/>
           <w:color w:val="000000" w:themeColor="text1"/>
           <w:sz w:val="28"/>
         </w:rPr>
-        <w:lastRenderedPageBreak/>
-        <w:t>Rack</w:t>
-      </w:r>
-      <w:proofErr w:type="spellEnd"/>
+      </w:pPr>
+      <w:proofErr w:type="spellStart"/>
       <w:r>
         <w:rPr>
           <w:rFonts w:ascii="Times New Roman" w:hAnsi="Times New Roman" w:cs="Times New Roman"/>
@@ -566,35 +740,182 @@
           <w:color w:val="000000" w:themeColor="text1"/>
           <w:sz w:val="28"/>
         </w:rPr>
-        <w:t xml:space="preserve"> szekrény</w:t>
-      </w:r>
-    </w:p>
-    <w:p>
-      <w:pPr>
+        <w:t>Rack</w:t>
+      </w:r>
+      <w:proofErr w:type="spellEnd"/>
+      <w:r>
         <w:rPr>
           <w:rFonts w:ascii="Times New Roman" w:hAnsi="Times New Roman" w:cs="Times New Roman"/>
           <w:b/>
           <w:color w:val="000000" w:themeColor="text1"/>
           <w:sz w:val="28"/>
         </w:rPr>
-      </w:pPr>
-    </w:p>
-    <w:p>
-      <w:pPr>
-        <w:rPr>
-          <w:rFonts w:ascii="Times New Roman" w:hAnsi="Times New Roman" w:cs="Times New Roman"/>
-          <w:b/>
+        <w:t xml:space="preserve"> szekrény</w:t>
+      </w:r>
+    </w:p>
+    <w:p>
+      <w:pPr>
+        <w:pStyle w:val="Listaszerbekezds"/>
+        <w:rPr>
+          <w:rFonts w:ascii="Times New Roman" w:hAnsi="Times New Roman" w:cs="Times New Roman"/>
+          <w:color w:val="000000" w:themeColor="text1"/>
+          <w:sz w:val="24"/>
+        </w:rPr>
+      </w:pPr>
+      <w:r>
+        <w:rPr>
+          <w:rFonts w:ascii="Times New Roman" w:hAnsi="Times New Roman" w:cs="Times New Roman"/>
+          <w:color w:val="000000" w:themeColor="text1"/>
+          <w:sz w:val="24"/>
+        </w:rPr>
+        <w:t xml:space="preserve">fajtája: 42u </w:t>
+      </w:r>
+      <w:proofErr w:type="spellStart"/>
+      <w:r>
+        <w:rPr>
+          <w:rFonts w:ascii="Times New Roman" w:hAnsi="Times New Roman" w:cs="Times New Roman"/>
+          <w:color w:val="000000" w:themeColor="text1"/>
+          <w:sz w:val="24"/>
+        </w:rPr>
+        <w:t>rack</w:t>
+      </w:r>
+      <w:proofErr w:type="spellEnd"/>
+    </w:p>
+    <w:p>
+      <w:pPr>
+        <w:pStyle w:val="Listaszerbekezds"/>
+        <w:rPr>
+          <w:rFonts w:ascii="Times New Roman" w:hAnsi="Times New Roman" w:cs="Times New Roman"/>
+          <w:color w:val="000000" w:themeColor="text1"/>
+          <w:sz w:val="24"/>
+        </w:rPr>
+      </w:pPr>
+      <w:bookmarkStart w:id="0" w:name="_GoBack"/>
+      <w:bookmarkEnd w:id="0"/>
+      <w:r>
+        <w:rPr>
+          <w:rFonts w:ascii="Times New Roman" w:hAnsi="Times New Roman" w:cs="Times New Roman"/>
+          <w:color w:val="000000" w:themeColor="text1"/>
+          <w:sz w:val="24"/>
+        </w:rPr>
+        <w:t>költség: 250.000-285.000Ft</w:t>
+      </w:r>
+    </w:p>
+    <w:p>
+      <w:pPr>
+        <w:rPr>
+          <w:rFonts w:ascii="Times New Roman" w:hAnsi="Times New Roman" w:cs="Times New Roman"/>
+          <w:b/>
+          <w:sz w:val="28"/>
+        </w:rPr>
+      </w:pPr>
+      <w:r>
+        <w:rPr>
+          <w:rFonts w:ascii="Times New Roman" w:hAnsi="Times New Roman" w:cs="Times New Roman"/>
+          <w:b/>
+          <w:sz w:val="28"/>
+        </w:rPr>
+        <w:lastRenderedPageBreak/>
+        <w:t>Épület tervrajz</w:t>
+      </w:r>
+      <w:r>
+        <w:rPr>
+          <w:rFonts w:ascii="Times New Roman" w:hAnsi="Times New Roman" w:cs="Times New Roman"/>
+          <w:b/>
+          <w:noProof/>
           <w:color w:val="000000" w:themeColor="text1"/>
           <w:sz w:val="28"/>
         </w:rPr>
-      </w:pPr>
-      <w:r>
+        <w:drawing>
+          <wp:inline distT="0" distB="0" distL="0" distR="0" wp14:anchorId="10E08849" wp14:editId="10D90C60">
+            <wp:extent cx="5759450" cy="7268210"/>
+            <wp:effectExtent l="0" t="0" r="0" b="8890"/>
+            <wp:docPr id="2" name="Kép 2"/>
+            <wp:cNvGraphicFramePr>
+              <a:graphicFrameLocks xmlns:a="http://schemas.openxmlformats.org/drawingml/2006/main" noChangeAspect="1"/>
+            </wp:cNvGraphicFramePr>
+            <a:graphic xmlns:a="http://schemas.openxmlformats.org/drawingml/2006/main">
+              <a:graphicData uri="http://schemas.openxmlformats.org/drawingml/2006/picture">
+                <pic:pic xmlns:pic="http://schemas.openxmlformats.org/drawingml/2006/picture">
+                  <pic:nvPicPr>
+                    <pic:cNvPr id="1" name=""/>
+                    <pic:cNvPicPr/>
+                  </pic:nvPicPr>
+                  <pic:blipFill>
+                    <a:blip r:embed="rId10"/>
+                    <a:stretch>
+                      <a:fillRect/>
+                    </a:stretch>
+                  </pic:blipFill>
+                  <pic:spPr>
+                    <a:xfrm>
+                      <a:off x="0" y="0"/>
+                      <a:ext cx="5759450" cy="7268210"/>
+                    </a:xfrm>
+                    <a:prstGeom prst="rect">
+                      <a:avLst/>
+                    </a:prstGeom>
+                  </pic:spPr>
+                </pic:pic>
+              </a:graphicData>
+            </a:graphic>
+          </wp:inline>
+        </w:drawing>
+      </w:r>
+    </w:p>
+    <w:p>
+      <w:pPr>
+        <w:rPr>
+          <w:rFonts w:ascii="Times New Roman" w:hAnsi="Times New Roman" w:cs="Times New Roman"/>
+          <w:b/>
+          <w:sz w:val="28"/>
+        </w:rPr>
+      </w:pPr>
+    </w:p>
+    <w:p>
+      <w:pPr>
+        <w:rPr>
+          <w:rFonts w:ascii="Times New Roman" w:hAnsi="Times New Roman" w:cs="Times New Roman"/>
+          <w:b/>
+          <w:sz w:val="28"/>
+        </w:rPr>
+      </w:pPr>
+    </w:p>
+    <w:p>
+      <w:pPr>
+        <w:rPr>
+          <w:rFonts w:ascii="Times New Roman" w:hAnsi="Times New Roman" w:cs="Times New Roman"/>
+          <w:b/>
+          <w:sz w:val="28"/>
+        </w:rPr>
+      </w:pPr>
+    </w:p>
+    <w:p>
+      <w:pPr>
+        <w:rPr>
+          <w:rFonts w:ascii="Times New Roman" w:hAnsi="Times New Roman" w:cs="Times New Roman"/>
+          <w:b/>
+          <w:sz w:val="28"/>
+        </w:rPr>
+      </w:pPr>
+    </w:p>
+    <w:p>
+      <w:pPr>
         <w:rPr>
           <w:rFonts w:ascii="Times New Roman" w:hAnsi="Times New Roman" w:cs="Times New Roman"/>
           <w:b/>
           <w:color w:val="000000" w:themeColor="text1"/>
           <w:sz w:val="28"/>
         </w:rPr>
+      </w:pPr>
+      <w:r>
+        <w:rPr>
+          <w:rFonts w:ascii="Times New Roman" w:hAnsi="Times New Roman" w:cs="Times New Roman"/>
+          <w:b/>
+          <w:color w:val="000000" w:themeColor="text1"/>
+          <w:sz w:val="28"/>
+        </w:rPr>
+        <w:lastRenderedPageBreak/>
         <w:t>Eszközhasználat</w:t>
       </w:r>
     </w:p>
@@ -603,74 +924,2926 @@
         <w:rPr>
           <w:rFonts w:ascii="Times New Roman" w:hAnsi="Times New Roman" w:cs="Times New Roman"/>
           <w:b/>
+          <w:color w:val="000000" w:themeColor="text1"/>
           <w:sz w:val="28"/>
         </w:rPr>
       </w:pPr>
-      <w:bookmarkStart w:id="0" w:name="_GoBack"/>
-      <w:bookmarkEnd w:id="0"/>
-    </w:p>
-    <w:p>
-      <w:pPr>
-        <w:rPr>
-          <w:rFonts w:ascii="Times New Roman" w:hAnsi="Times New Roman" w:cs="Times New Roman"/>
-          <w:b/>
+    </w:p>
+    <w:p>
+      <w:pPr>
+        <w:rPr>
+          <w:rFonts w:ascii="Times New Roman" w:hAnsi="Times New Roman" w:cs="Times New Roman"/>
+          <w:b/>
+          <w:color w:val="000000" w:themeColor="text1"/>
           <w:sz w:val="28"/>
         </w:rPr>
       </w:pPr>
-      <w:r>
+    </w:p>
+    <w:p>
+      <w:pPr>
         <w:rPr>
           <w:rFonts w:ascii="Times New Roman" w:hAnsi="Times New Roman" w:cs="Times New Roman"/>
           <w:b/>
           <w:sz w:val="28"/>
         </w:rPr>
-        <w:t>Épület tervrajz</w:t>
-      </w:r>
-    </w:p>
-    <w:p>
-      <w:pPr>
+      </w:pPr>
+      <w:r>
         <w:rPr>
           <w:rFonts w:ascii="Times New Roman" w:hAnsi="Times New Roman" w:cs="Times New Roman"/>
           <w:b/>
           <w:sz w:val="28"/>
         </w:rPr>
-      </w:pPr>
-    </w:p>
-    <w:p>
-      <w:pPr>
+        <w:t xml:space="preserve">Access </w:t>
+      </w:r>
+      <w:proofErr w:type="spellStart"/>
+      <w:r>
         <w:rPr>
           <w:rFonts w:ascii="Times New Roman" w:hAnsi="Times New Roman" w:cs="Times New Roman"/>
           <w:b/>
           <w:sz w:val="28"/>
         </w:rPr>
-      </w:pPr>
-      <w:r>
+        <w:t>point</w:t>
+      </w:r>
+      <w:proofErr w:type="spellEnd"/>
+    </w:p>
+    <w:p>
+      <w:pPr>
         <w:rPr>
           <w:rFonts w:ascii="Times New Roman" w:hAnsi="Times New Roman" w:cs="Times New Roman"/>
           <w:b/>
           <w:sz w:val="28"/>
         </w:rPr>
-        <w:t xml:space="preserve">Access </w:t>
-      </w:r>
-      <w:proofErr w:type="spellStart"/>
+      </w:pPr>
       <w:r>
         <w:rPr>
           <w:rFonts w:ascii="Times New Roman" w:hAnsi="Times New Roman" w:cs="Times New Roman"/>
           <w:b/>
           <w:sz w:val="28"/>
         </w:rPr>
-        <w:t>point</w:t>
-      </w:r>
-      <w:proofErr w:type="spellEnd"/>
-    </w:p>
-    <w:p>
-      <w:pPr>
-        <w:rPr>
-          <w:rFonts w:ascii="Times New Roman" w:hAnsi="Times New Roman" w:cs="Times New Roman"/>
+        <w:drawing>
+          <wp:inline distT="0" distB="0" distL="0" distR="0" wp14:anchorId="1B9057AE" wp14:editId="32560D0C">
+            <wp:extent cx="5759450" cy="7299325"/>
+            <wp:effectExtent l="0" t="0" r="0" b="0"/>
+            <wp:docPr id="8" name="Kép 8"/>
+            <wp:cNvGraphicFramePr>
+              <a:graphicFrameLocks xmlns:a="http://schemas.openxmlformats.org/drawingml/2006/main" noChangeAspect="1"/>
+            </wp:cNvGraphicFramePr>
+            <a:graphic xmlns:a="http://schemas.openxmlformats.org/drawingml/2006/main">
+              <a:graphicData uri="http://schemas.openxmlformats.org/drawingml/2006/picture">
+                <pic:pic xmlns:pic="http://schemas.openxmlformats.org/drawingml/2006/picture">
+                  <pic:nvPicPr>
+                    <pic:cNvPr id="1" name=""/>
+                    <pic:cNvPicPr/>
+                  </pic:nvPicPr>
+                  <pic:blipFill>
+                    <a:blip r:embed="rId11"/>
+                    <a:stretch>
+                      <a:fillRect/>
+                    </a:stretch>
+                  </pic:blipFill>
+                  <pic:spPr>
+                    <a:xfrm>
+                      <a:off x="0" y="0"/>
+                      <a:ext cx="5759450" cy="7299325"/>
+                    </a:xfrm>
+                    <a:prstGeom prst="rect">
+                      <a:avLst/>
+                    </a:prstGeom>
+                  </pic:spPr>
+                </pic:pic>
+              </a:graphicData>
+            </a:graphic>
+          </wp:inline>
+        </w:drawing>
+      </w:r>
+    </w:p>
+    <w:p>
+      <w:pPr>
+        <w:rPr>
+          <w:rFonts w:ascii="Times New Roman" w:hAnsi="Times New Roman" w:cs="Times New Roman"/>
+          <w:b/>
+          <w:sz w:val="28"/>
+        </w:rPr>
+      </w:pPr>
+    </w:p>
+    <w:p>
+      <w:pPr>
+        <w:pStyle w:val="Listaszerbekezds"/>
+        <w:spacing w:after="0" w:line="240" w:lineRule="auto"/>
+        <w:rPr>
+          <w:rFonts w:ascii="Times New Roman" w:eastAsia="Times New Roman" w:hAnsi="Times New Roman" w:cs="Times New Roman"/>
+          <w:sz w:val="24"/>
+          <w:szCs w:val="24"/>
+          <w:lang w:eastAsia="hu-HU"/>
+        </w:rPr>
+      </w:pPr>
+    </w:p>
+    <w:p>
+      <w:pPr>
+        <w:pStyle w:val="Listaszerbekezds"/>
+        <w:numPr>
+          <w:ilvl w:val="0"/>
+          <w:numId w:val="2"/>
+        </w:numPr>
+        <w:spacing w:after="0" w:line="240" w:lineRule="auto"/>
+        <w:rPr>
+          <w:rFonts w:ascii="Times New Roman" w:eastAsia="Times New Roman" w:hAnsi="Times New Roman" w:cs="Times New Roman"/>
+          <w:sz w:val="24"/>
+          <w:szCs w:val="24"/>
+          <w:lang w:eastAsia="hu-HU"/>
+        </w:rPr>
+      </w:pPr>
+      <w:r>
+        <w:rPr>
+          <w:rFonts w:ascii="Times New Roman" w:eastAsia="Times New Roman" w:hAnsi="Times New Roman" w:cs="Times New Roman"/>
+          <w:b/>
+          <w:bCs/>
+          <w:sz w:val="24"/>
+          <w:szCs w:val="24"/>
+          <w:lang w:eastAsia="hu-HU"/>
+        </w:rPr>
+        <w:t>Gyártócsarnok</w:t>
+      </w:r>
+      <w:r>
+        <w:rPr>
+          <w:rFonts w:ascii="Times New Roman" w:eastAsia="Times New Roman" w:hAnsi="Times New Roman" w:cs="Times New Roman"/>
+          <w:sz w:val="24"/>
+          <w:szCs w:val="24"/>
+          <w:lang w:eastAsia="hu-HU"/>
+        </w:rPr>
+        <w:t xml:space="preserve"> – 4 AP kereszt-redundanciával (AP-01↔03, AP-02↔04), mind a négy átfedi egymást, bármelyik kiesésénél a többi átveszi </w:t>
+      </w:r>
+    </w:p>
+    <w:p>
+      <w:pPr>
+        <w:pStyle w:val="Listaszerbekezds"/>
+        <w:numPr>
+          <w:ilvl w:val="0"/>
+          <w:numId w:val="2"/>
+        </w:numPr>
+        <w:spacing w:after="0" w:line="240" w:lineRule="auto"/>
+        <w:rPr>
+          <w:rFonts w:ascii="Times New Roman" w:eastAsia="Times New Roman" w:hAnsi="Times New Roman" w:cs="Times New Roman"/>
+          <w:sz w:val="24"/>
+          <w:szCs w:val="24"/>
+          <w:lang w:eastAsia="hu-HU"/>
+        </w:rPr>
+      </w:pPr>
+      <w:r>
+        <w:rPr>
+          <w:rFonts w:ascii="Times New Roman" w:eastAsia="Times New Roman" w:hAnsi="Times New Roman" w:cs="Times New Roman"/>
+          <w:b/>
+          <w:bCs/>
+          <w:sz w:val="24"/>
+          <w:szCs w:val="24"/>
+          <w:lang w:eastAsia="hu-HU"/>
+        </w:rPr>
+        <w:t xml:space="preserve">Irodák &amp; </w:t>
+      </w:r>
+      <w:proofErr w:type="spellStart"/>
+      <w:r>
+        <w:rPr>
+          <w:rFonts w:ascii="Times New Roman" w:eastAsia="Times New Roman" w:hAnsi="Times New Roman" w:cs="Times New Roman"/>
+          <w:b/>
+          <w:bCs/>
+          <w:sz w:val="24"/>
+          <w:szCs w:val="24"/>
+          <w:lang w:eastAsia="hu-HU"/>
+        </w:rPr>
+        <w:t>Admin</w:t>
+      </w:r>
+      <w:proofErr w:type="spellEnd"/>
+      <w:r>
+        <w:rPr>
+          <w:rFonts w:ascii="Times New Roman" w:eastAsia="Times New Roman" w:hAnsi="Times New Roman" w:cs="Times New Roman"/>
+          <w:sz w:val="24"/>
+          <w:szCs w:val="24"/>
+          <w:lang w:eastAsia="hu-HU"/>
+        </w:rPr>
+        <w:t xml:space="preserve"> – AP-05 (</w:t>
+      </w:r>
+      <w:proofErr w:type="spellStart"/>
+      <w:r>
+        <w:rPr>
+          <w:rFonts w:ascii="Times New Roman" w:eastAsia="Times New Roman" w:hAnsi="Times New Roman" w:cs="Times New Roman"/>
+          <w:sz w:val="24"/>
+          <w:szCs w:val="24"/>
+          <w:lang w:eastAsia="hu-HU"/>
+        </w:rPr>
+        <w:t>Primary</w:t>
+      </w:r>
+      <w:proofErr w:type="spellEnd"/>
+      <w:r>
+        <w:rPr>
+          <w:rFonts w:ascii="Times New Roman" w:eastAsia="Times New Roman" w:hAnsi="Times New Roman" w:cs="Times New Roman"/>
+          <w:sz w:val="24"/>
+          <w:szCs w:val="24"/>
+          <w:lang w:eastAsia="hu-HU"/>
+        </w:rPr>
+        <w:t xml:space="preserve">) + AP-06 (Backup), teljes átfedés </w:t>
+      </w:r>
+    </w:p>
+    <w:p>
+      <w:pPr>
+        <w:pStyle w:val="Listaszerbekezds"/>
+        <w:numPr>
+          <w:ilvl w:val="0"/>
+          <w:numId w:val="2"/>
+        </w:numPr>
+        <w:spacing w:after="0" w:line="240" w:lineRule="auto"/>
+        <w:rPr>
+          <w:rFonts w:ascii="Times New Roman" w:eastAsia="Times New Roman" w:hAnsi="Times New Roman" w:cs="Times New Roman"/>
+          <w:sz w:val="24"/>
+          <w:szCs w:val="24"/>
+          <w:lang w:eastAsia="hu-HU"/>
+        </w:rPr>
+      </w:pPr>
+      <w:r>
+        <w:rPr>
+          <w:rFonts w:ascii="Times New Roman" w:eastAsia="Times New Roman" w:hAnsi="Times New Roman" w:cs="Times New Roman"/>
+          <w:b/>
+          <w:bCs/>
+          <w:sz w:val="24"/>
+          <w:szCs w:val="24"/>
+          <w:lang w:eastAsia="hu-HU"/>
+        </w:rPr>
+        <w:t>Utómunkálatok jobb</w:t>
+      </w:r>
+      <w:r>
+        <w:rPr>
+          <w:rFonts w:ascii="Times New Roman" w:eastAsia="Times New Roman" w:hAnsi="Times New Roman" w:cs="Times New Roman"/>
+          <w:sz w:val="24"/>
+          <w:szCs w:val="24"/>
+          <w:lang w:eastAsia="hu-HU"/>
+        </w:rPr>
+        <w:t xml:space="preserve"> – AP-07, részleges redundancia AP-06-tal </w:t>
+      </w:r>
+    </w:p>
+    <w:p>
+      <w:pPr>
+        <w:pStyle w:val="Listaszerbekezds"/>
+        <w:numPr>
+          <w:ilvl w:val="0"/>
+          <w:numId w:val="2"/>
+        </w:numPr>
+        <w:spacing w:after="0" w:line="240" w:lineRule="auto"/>
+        <w:rPr>
+          <w:rFonts w:ascii="Times New Roman" w:eastAsia="Times New Roman" w:hAnsi="Times New Roman" w:cs="Times New Roman"/>
+          <w:sz w:val="24"/>
+          <w:szCs w:val="24"/>
+          <w:lang w:eastAsia="hu-HU"/>
+        </w:rPr>
+      </w:pPr>
+      <w:r>
+        <w:rPr>
+          <w:rFonts w:ascii="Times New Roman" w:eastAsia="Times New Roman" w:hAnsi="Times New Roman" w:cs="Times New Roman"/>
+          <w:b/>
+          <w:bCs/>
+          <w:sz w:val="24"/>
+          <w:szCs w:val="24"/>
+          <w:lang w:eastAsia="hu-HU"/>
+        </w:rPr>
+        <w:t>Utómunkálatok középső</w:t>
+      </w:r>
+      <w:r>
+        <w:rPr>
+          <w:rFonts w:ascii="Times New Roman" w:eastAsia="Times New Roman" w:hAnsi="Times New Roman" w:cs="Times New Roman"/>
+          <w:sz w:val="24"/>
+          <w:szCs w:val="24"/>
+          <w:lang w:eastAsia="hu-HU"/>
+        </w:rPr>
+        <w:t xml:space="preserve"> – AP-08↔09 redundáns pár </w:t>
+      </w:r>
+    </w:p>
+    <w:p>
+      <w:pPr>
+        <w:pStyle w:val="Listaszerbekezds"/>
+        <w:numPr>
+          <w:ilvl w:val="0"/>
+          <w:numId w:val="2"/>
+        </w:numPr>
+        <w:spacing w:after="0" w:line="240" w:lineRule="auto"/>
+        <w:rPr>
+          <w:rFonts w:ascii="Times New Roman" w:eastAsia="Times New Roman" w:hAnsi="Times New Roman" w:cs="Times New Roman"/>
+          <w:sz w:val="24"/>
+          <w:szCs w:val="24"/>
+          <w:lang w:eastAsia="hu-HU"/>
+        </w:rPr>
+      </w:pPr>
+      <w:r>
+        <w:rPr>
+          <w:rFonts w:ascii="Times New Roman" w:eastAsia="Times New Roman" w:hAnsi="Times New Roman" w:cs="Times New Roman"/>
+          <w:b/>
+          <w:bCs/>
+          <w:sz w:val="24"/>
+          <w:szCs w:val="24"/>
+          <w:lang w:eastAsia="hu-HU"/>
+        </w:rPr>
+        <w:t>Csomaglás &amp; Raktár</w:t>
+      </w:r>
+      <w:r>
+        <w:rPr>
+          <w:rFonts w:ascii="Times New Roman" w:eastAsia="Times New Roman" w:hAnsi="Times New Roman" w:cs="Times New Roman"/>
+          <w:sz w:val="24"/>
+          <w:szCs w:val="24"/>
+          <w:lang w:eastAsia="hu-HU"/>
+        </w:rPr>
+        <w:t xml:space="preserve"> – AP-10↔11 redundáns pár </w:t>
+      </w:r>
+    </w:p>
+    <w:p>
+      <w:pPr>
+        <w:pStyle w:val="Listaszerbekezds"/>
+        <w:numPr>
+          <w:ilvl w:val="0"/>
+          <w:numId w:val="2"/>
+        </w:numPr>
+        <w:rPr>
+          <w:rFonts w:ascii="Times New Roman" w:eastAsia="Times New Roman" w:hAnsi="Times New Roman" w:cs="Times New Roman"/>
+          <w:sz w:val="24"/>
+          <w:szCs w:val="24"/>
+          <w:lang w:eastAsia="hu-HU"/>
+        </w:rPr>
+      </w:pPr>
+      <w:r>
+        <w:rPr>
+          <w:rFonts w:ascii="Times New Roman" w:eastAsia="Times New Roman" w:hAnsi="Times New Roman" w:cs="Times New Roman"/>
+          <w:b/>
+          <w:bCs/>
+          <w:sz w:val="24"/>
+          <w:szCs w:val="24"/>
+          <w:lang w:eastAsia="hu-HU"/>
+        </w:rPr>
+        <w:t>Szociális blokk</w:t>
+      </w:r>
+      <w:r>
+        <w:rPr>
+          <w:rFonts w:ascii="Times New Roman" w:eastAsia="Times New Roman" w:hAnsi="Times New Roman" w:cs="Times New Roman"/>
+          <w:sz w:val="24"/>
+          <w:szCs w:val="24"/>
+          <w:lang w:eastAsia="hu-HU"/>
+        </w:rPr>
+        <w:t xml:space="preserve"> – AP-12↔13 pár + AP-14 az öltözőhöz</w:t>
+      </w:r>
+    </w:p>
+    <w:tbl>
+      <w:tblPr>
+        <w:tblStyle w:val="Rcsostblzat"/>
+        <w:tblpPr w:leftFromText="141" w:rightFromText="141" w:vertAnchor="text" w:horzAnchor="margin" w:tblpY="79"/>
+        <w:tblW w:w="0" w:type="auto"/>
+        <w:tblLook w:val="04A0" w:firstRow="1" w:lastRow="0" w:firstColumn="1" w:lastColumn="0" w:noHBand="0" w:noVBand="1"/>
+      </w:tblPr>
+      <w:tblGrid>
+        <w:gridCol w:w="4530"/>
+        <w:gridCol w:w="4530"/>
+      </w:tblGrid>
+      <w:tr>
+        <w:tc>
+          <w:tcPr>
+            <w:tcW w:w="4530" w:type="dxa"/>
+            <w:shd w:val="clear" w:color="auto" w:fill="8EAADB" w:themeFill="accent5" w:themeFillTint="99"/>
+          </w:tcPr>
+          <w:p>
+            <w:pPr>
+              <w:jc w:val="center"/>
+              <w:rPr>
+                <w:rFonts w:ascii="Times New Roman" w:hAnsi="Times New Roman" w:cs="Times New Roman"/>
+                <w:b/>
+                <w:sz w:val="28"/>
+              </w:rPr>
+            </w:pPr>
+            <w:r>
+              <w:rPr>
+                <w:rFonts w:ascii="Times New Roman" w:hAnsi="Times New Roman" w:cs="Times New Roman"/>
+                <w:b/>
+                <w:sz w:val="28"/>
+              </w:rPr>
+              <w:t>Terület</w:t>
+            </w:r>
+          </w:p>
+        </w:tc>
+        <w:tc>
+          <w:tcPr>
+            <w:tcW w:w="4530" w:type="dxa"/>
+            <w:shd w:val="clear" w:color="auto" w:fill="8EAADB" w:themeFill="accent5" w:themeFillTint="99"/>
+          </w:tcPr>
+          <w:p>
+            <w:pPr>
+              <w:jc w:val="center"/>
+              <w:rPr>
+                <w:rFonts w:ascii="Times New Roman" w:hAnsi="Times New Roman" w:cs="Times New Roman"/>
+                <w:b/>
+                <w:sz w:val="28"/>
+              </w:rPr>
+            </w:pPr>
+            <w:r>
+              <w:rPr>
+                <w:rFonts w:ascii="Times New Roman" w:hAnsi="Times New Roman" w:cs="Times New Roman"/>
+                <w:b/>
+                <w:sz w:val="28"/>
+              </w:rPr>
+              <w:t xml:space="preserve">Access </w:t>
+            </w:r>
+            <w:proofErr w:type="spellStart"/>
+            <w:r>
+              <w:rPr>
+                <w:rFonts w:ascii="Times New Roman" w:hAnsi="Times New Roman" w:cs="Times New Roman"/>
+                <w:b/>
+                <w:sz w:val="28"/>
+              </w:rPr>
+              <w:t>Point</w:t>
+            </w:r>
+            <w:proofErr w:type="spellEnd"/>
+            <w:r>
+              <w:rPr>
+                <w:rFonts w:ascii="Times New Roman" w:hAnsi="Times New Roman" w:cs="Times New Roman"/>
+                <w:b/>
+                <w:sz w:val="28"/>
+              </w:rPr>
+              <w:t xml:space="preserve"> darabszám</w:t>
+            </w:r>
+          </w:p>
+        </w:tc>
+      </w:tr>
+      <w:tr>
+        <w:tc>
+          <w:tcPr>
+            <w:tcW w:w="4530" w:type="dxa"/>
+          </w:tcPr>
+          <w:p>
+            <w:pPr>
+              <w:rPr>
+                <w:rFonts w:ascii="Times New Roman" w:hAnsi="Times New Roman" w:cs="Times New Roman"/>
+                <w:sz w:val="24"/>
+              </w:rPr>
+            </w:pPr>
+            <w:r>
+              <w:rPr>
+                <w:rFonts w:ascii="Times New Roman" w:hAnsi="Times New Roman" w:cs="Times New Roman"/>
+                <w:sz w:val="24"/>
+              </w:rPr>
+              <w:t>Gyártócsarnok</w:t>
+            </w:r>
+          </w:p>
+        </w:tc>
+        <w:tc>
+          <w:tcPr>
+            <w:tcW w:w="4530" w:type="dxa"/>
+          </w:tcPr>
+          <w:p>
+            <w:pPr>
+              <w:rPr>
+                <w:rFonts w:ascii="Times New Roman" w:hAnsi="Times New Roman" w:cs="Times New Roman"/>
+                <w:sz w:val="24"/>
+              </w:rPr>
+            </w:pPr>
+            <w:r>
+              <w:rPr>
+                <w:rFonts w:ascii="Times New Roman" w:hAnsi="Times New Roman" w:cs="Times New Roman"/>
+                <w:sz w:val="24"/>
+              </w:rPr>
+              <w:t>4</w:t>
+            </w:r>
+          </w:p>
+        </w:tc>
+      </w:tr>
+      <w:tr>
+        <w:tc>
+          <w:tcPr>
+            <w:tcW w:w="4530" w:type="dxa"/>
+          </w:tcPr>
+          <w:p>
+            <w:pPr>
+              <w:rPr>
+                <w:rFonts w:ascii="Times New Roman" w:hAnsi="Times New Roman" w:cs="Times New Roman"/>
+                <w:sz w:val="24"/>
+              </w:rPr>
+            </w:pPr>
+            <w:r>
+              <w:rPr>
+                <w:rFonts w:ascii="Times New Roman" w:hAnsi="Times New Roman" w:cs="Times New Roman"/>
+                <w:sz w:val="24"/>
+              </w:rPr>
+              <w:t>Utómunkálatok</w:t>
+            </w:r>
+          </w:p>
+        </w:tc>
+        <w:tc>
+          <w:tcPr>
+            <w:tcW w:w="4530" w:type="dxa"/>
+          </w:tcPr>
+          <w:p>
+            <w:pPr>
+              <w:rPr>
+                <w:rFonts w:ascii="Times New Roman" w:hAnsi="Times New Roman" w:cs="Times New Roman"/>
+                <w:sz w:val="24"/>
+              </w:rPr>
+            </w:pPr>
+            <w:r>
+              <w:rPr>
+                <w:rFonts w:ascii="Times New Roman" w:hAnsi="Times New Roman" w:cs="Times New Roman"/>
+                <w:sz w:val="24"/>
+              </w:rPr>
+              <w:t>2</w:t>
+            </w:r>
+          </w:p>
+        </w:tc>
+      </w:tr>
+      <w:tr>
+        <w:tc>
+          <w:tcPr>
+            <w:tcW w:w="4530" w:type="dxa"/>
+          </w:tcPr>
+          <w:p>
+            <w:pPr>
+              <w:rPr>
+                <w:rFonts w:ascii="Times New Roman" w:hAnsi="Times New Roman" w:cs="Times New Roman"/>
+                <w:sz w:val="24"/>
+              </w:rPr>
+            </w:pPr>
+            <w:r>
+              <w:rPr>
+                <w:rFonts w:ascii="Times New Roman" w:hAnsi="Times New Roman" w:cs="Times New Roman"/>
+                <w:sz w:val="24"/>
+              </w:rPr>
+              <w:t>Csomagolás &amp; Raktár</w:t>
+            </w:r>
+          </w:p>
+        </w:tc>
+        <w:tc>
+          <w:tcPr>
+            <w:tcW w:w="4530" w:type="dxa"/>
+          </w:tcPr>
+          <w:p>
+            <w:pPr>
+              <w:rPr>
+                <w:rFonts w:ascii="Times New Roman" w:hAnsi="Times New Roman" w:cs="Times New Roman"/>
+                <w:sz w:val="24"/>
+              </w:rPr>
+            </w:pPr>
+            <w:r>
+              <w:rPr>
+                <w:rFonts w:ascii="Times New Roman" w:hAnsi="Times New Roman" w:cs="Times New Roman"/>
+                <w:sz w:val="24"/>
+              </w:rPr>
+              <w:t>2</w:t>
+            </w:r>
+          </w:p>
+        </w:tc>
+      </w:tr>
+      <w:tr>
+        <w:tc>
+          <w:tcPr>
+            <w:tcW w:w="4530" w:type="dxa"/>
+          </w:tcPr>
+          <w:p>
+            <w:pPr>
+              <w:rPr>
+                <w:rFonts w:ascii="Times New Roman" w:hAnsi="Times New Roman" w:cs="Times New Roman"/>
+                <w:sz w:val="24"/>
+              </w:rPr>
+            </w:pPr>
+            <w:r>
+              <w:rPr>
+                <w:rFonts w:ascii="Times New Roman" w:hAnsi="Times New Roman" w:cs="Times New Roman"/>
+                <w:sz w:val="24"/>
+              </w:rPr>
+              <w:t>Irodák &amp; Adminisztráció</w:t>
+            </w:r>
+          </w:p>
+        </w:tc>
+        <w:tc>
+          <w:tcPr>
+            <w:tcW w:w="4530" w:type="dxa"/>
+          </w:tcPr>
+          <w:p>
+            <w:pPr>
+              <w:rPr>
+                <w:rFonts w:ascii="Times New Roman" w:hAnsi="Times New Roman" w:cs="Times New Roman"/>
+                <w:sz w:val="24"/>
+              </w:rPr>
+            </w:pPr>
+            <w:r>
+              <w:rPr>
+                <w:rFonts w:ascii="Times New Roman" w:hAnsi="Times New Roman" w:cs="Times New Roman"/>
+                <w:sz w:val="24"/>
+              </w:rPr>
+              <w:t>2</w:t>
+            </w:r>
+          </w:p>
+        </w:tc>
+      </w:tr>
+      <w:tr>
+        <w:tc>
+          <w:tcPr>
+            <w:tcW w:w="4530" w:type="dxa"/>
+          </w:tcPr>
+          <w:p>
+            <w:pPr>
+              <w:rPr>
+                <w:rFonts w:ascii="Times New Roman" w:hAnsi="Times New Roman" w:cs="Times New Roman"/>
+                <w:sz w:val="24"/>
+              </w:rPr>
+            </w:pPr>
+            <w:r>
+              <w:rPr>
+                <w:rFonts w:ascii="Times New Roman" w:hAnsi="Times New Roman" w:cs="Times New Roman"/>
+                <w:sz w:val="24"/>
+              </w:rPr>
+              <w:t>Ebédlő</w:t>
+            </w:r>
+          </w:p>
+        </w:tc>
+        <w:tc>
+          <w:tcPr>
+            <w:tcW w:w="4530" w:type="dxa"/>
+          </w:tcPr>
+          <w:p>
+            <w:pPr>
+              <w:rPr>
+                <w:rFonts w:ascii="Times New Roman" w:hAnsi="Times New Roman" w:cs="Times New Roman"/>
+                <w:sz w:val="24"/>
+              </w:rPr>
+            </w:pPr>
+            <w:r>
+              <w:rPr>
+                <w:rFonts w:ascii="Times New Roman" w:hAnsi="Times New Roman" w:cs="Times New Roman"/>
+                <w:sz w:val="24"/>
+              </w:rPr>
+              <w:t>1</w:t>
+            </w:r>
+          </w:p>
+        </w:tc>
+      </w:tr>
+      <w:tr>
+        <w:tc>
+          <w:tcPr>
+            <w:tcW w:w="4530" w:type="dxa"/>
+          </w:tcPr>
+          <w:p>
+            <w:pPr>
+              <w:rPr>
+                <w:rFonts w:ascii="Times New Roman" w:hAnsi="Times New Roman" w:cs="Times New Roman"/>
+                <w:sz w:val="24"/>
+              </w:rPr>
+            </w:pPr>
+            <w:r>
+              <w:rPr>
+                <w:rFonts w:ascii="Times New Roman" w:hAnsi="Times New Roman" w:cs="Times New Roman"/>
+                <w:sz w:val="24"/>
+              </w:rPr>
+              <w:t>Pihenő</w:t>
+            </w:r>
+          </w:p>
+        </w:tc>
+        <w:tc>
+          <w:tcPr>
+            <w:tcW w:w="4530" w:type="dxa"/>
+          </w:tcPr>
+          <w:p>
+            <w:pPr>
+              <w:rPr>
+                <w:rFonts w:ascii="Times New Roman" w:hAnsi="Times New Roman" w:cs="Times New Roman"/>
+                <w:sz w:val="24"/>
+              </w:rPr>
+            </w:pPr>
+            <w:r>
+              <w:rPr>
+                <w:rFonts w:ascii="Times New Roman" w:hAnsi="Times New Roman" w:cs="Times New Roman"/>
+                <w:sz w:val="24"/>
+              </w:rPr>
+              <w:t>1</w:t>
+            </w:r>
+          </w:p>
+        </w:tc>
+      </w:tr>
+      <w:tr>
+        <w:tc>
+          <w:tcPr>
+            <w:tcW w:w="4530" w:type="dxa"/>
+          </w:tcPr>
+          <w:p>
+            <w:pPr>
+              <w:rPr>
+                <w:rFonts w:ascii="Times New Roman" w:hAnsi="Times New Roman" w:cs="Times New Roman"/>
+                <w:sz w:val="24"/>
+              </w:rPr>
+            </w:pPr>
+            <w:r>
+              <w:rPr>
+                <w:rFonts w:ascii="Times New Roman" w:hAnsi="Times New Roman" w:cs="Times New Roman"/>
+                <w:sz w:val="24"/>
+              </w:rPr>
+              <w:t>Bejárat</w:t>
+            </w:r>
+          </w:p>
+        </w:tc>
+        <w:tc>
+          <w:tcPr>
+            <w:tcW w:w="4530" w:type="dxa"/>
+          </w:tcPr>
+          <w:p>
+            <w:pPr>
+              <w:rPr>
+                <w:rFonts w:ascii="Times New Roman" w:hAnsi="Times New Roman" w:cs="Times New Roman"/>
+                <w:sz w:val="24"/>
+              </w:rPr>
+            </w:pPr>
+            <w:r>
+              <w:rPr>
+                <w:rFonts w:ascii="Times New Roman" w:hAnsi="Times New Roman" w:cs="Times New Roman"/>
+                <w:sz w:val="24"/>
+              </w:rPr>
+              <w:t>1</w:t>
+            </w:r>
+          </w:p>
+        </w:tc>
+      </w:tr>
+    </w:tbl>
+    <w:p>
+      <w:pPr>
+        <w:rPr>
+          <w:rFonts w:ascii="Times New Roman" w:hAnsi="Times New Roman" w:cs="Times New Roman"/>
+        </w:rPr>
+      </w:pPr>
+    </w:p>
+    <w:p>
+      <w:pPr>
+        <w:rPr>
+          <w:rFonts w:ascii="Times New Roman" w:hAnsi="Times New Roman" w:cs="Times New Roman"/>
+        </w:rPr>
+      </w:pPr>
+    </w:p>
+    <w:p>
+      <w:pPr>
+        <w:rPr>
+          <w:rFonts w:ascii="Times New Roman" w:hAnsi="Times New Roman" w:cs="Times New Roman"/>
+          <w:b/>
+        </w:rPr>
+      </w:pPr>
+      <w:r>
+        <w:rPr>
+          <w:rFonts w:ascii="Times New Roman" w:hAnsi="Times New Roman" w:cs="Times New Roman"/>
+          <w:b/>
+        </w:rPr>
+        <w:t>Kábelek</w:t>
+      </w:r>
+      <w:r>
+        <w:rPr>
+          <w:rFonts w:ascii="Times New Roman" w:hAnsi="Times New Roman" w:cs="Times New Roman"/>
+          <w:b/>
+        </w:rPr>
+        <w:t xml:space="preserve">, </w:t>
+      </w:r>
+      <w:proofErr w:type="spellStart"/>
+      <w:r>
+        <w:rPr>
+          <w:rFonts w:ascii="Times New Roman" w:hAnsi="Times New Roman" w:cs="Times New Roman"/>
+          <w:b/>
+        </w:rPr>
+        <w:t>Acces</w:t>
+      </w:r>
+      <w:proofErr w:type="spellEnd"/>
+      <w:r>
+        <w:rPr>
+          <w:rFonts w:ascii="Times New Roman" w:hAnsi="Times New Roman" w:cs="Times New Roman"/>
+          <w:b/>
+        </w:rPr>
+        <w:t xml:space="preserve"> </w:t>
+      </w:r>
+      <w:proofErr w:type="spellStart"/>
+      <w:r>
+        <w:rPr>
+          <w:rFonts w:ascii="Times New Roman" w:hAnsi="Times New Roman" w:cs="Times New Roman"/>
+          <w:b/>
+        </w:rPr>
+        <w:t>pointok</w:t>
+      </w:r>
+      <w:proofErr w:type="spellEnd"/>
+    </w:p>
+    <w:p>
+      <w:pPr>
+        <w:rPr>
+          <w:rFonts w:ascii="Times New Roman" w:hAnsi="Times New Roman" w:cs="Times New Roman"/>
+        </w:rPr>
+      </w:pPr>
+      <w:r>
+        <w:rPr>
+          <w:rFonts w:ascii="Times New Roman" w:hAnsi="Times New Roman" w:cs="Times New Roman"/>
+          <w:noProof/>
+        </w:rPr>
+        <w:drawing>
+          <wp:inline distT="0" distB="0" distL="0" distR="0" wp14:anchorId="2F15D561" wp14:editId="26734F4B">
+            <wp:extent cx="5759450" cy="718185"/>
+            <wp:effectExtent l="0" t="0" r="0" b="5715"/>
+            <wp:docPr id="4" name="Kép 4"/>
+            <wp:cNvGraphicFramePr>
+              <a:graphicFrameLocks xmlns:a="http://schemas.openxmlformats.org/drawingml/2006/main" noChangeAspect="1"/>
+            </wp:cNvGraphicFramePr>
+            <a:graphic xmlns:a="http://schemas.openxmlformats.org/drawingml/2006/main">
+              <a:graphicData uri="http://schemas.openxmlformats.org/drawingml/2006/picture">
+                <pic:pic xmlns:pic="http://schemas.openxmlformats.org/drawingml/2006/picture">
+                  <pic:nvPicPr>
+                    <pic:cNvPr id="1" name=""/>
+                    <pic:cNvPicPr/>
+                  </pic:nvPicPr>
+                  <pic:blipFill>
+                    <a:blip r:embed="rId12"/>
+                    <a:stretch>
+                      <a:fillRect/>
+                    </a:stretch>
+                  </pic:blipFill>
+                  <pic:spPr>
+                    <a:xfrm>
+                      <a:off x="0" y="0"/>
+                      <a:ext cx="5759450" cy="718185"/>
+                    </a:xfrm>
+                    <a:prstGeom prst="rect">
+                      <a:avLst/>
+                    </a:prstGeom>
+                  </pic:spPr>
+                </pic:pic>
+              </a:graphicData>
+            </a:graphic>
+          </wp:inline>
+        </w:drawing>
+      </w:r>
+    </w:p>
+    <w:p>
+      <w:pPr>
+        <w:rPr>
+          <w:rFonts w:ascii="Times New Roman" w:hAnsi="Times New Roman" w:cs="Times New Roman"/>
+          <w:b/>
+        </w:rPr>
+      </w:pPr>
+      <w:r>
+        <w:rPr>
+          <w:rFonts w:ascii="Times New Roman" w:hAnsi="Times New Roman" w:cs="Times New Roman"/>
+          <w:b/>
+        </w:rPr>
+        <w:t>Költségek</w:t>
+      </w:r>
+    </w:p>
+    <w:p>
+      <w:pPr>
+        <w:rPr>
+          <w:rFonts w:ascii="Times New Roman" w:hAnsi="Times New Roman" w:cs="Times New Roman"/>
+          <w:b/>
+        </w:rPr>
+      </w:pPr>
+      <w:r>
+        <w:rPr>
+          <w:rFonts w:ascii="Times New Roman" w:hAnsi="Times New Roman" w:cs="Times New Roman"/>
+          <w:b/>
+        </w:rPr>
+        <w:br/>
+        <w:t>Angol leírás</w:t>
+      </w:r>
+    </w:p>
+    <w:p>
+      <w:pPr>
+        <w:pStyle w:val="NormlWeb"/>
+      </w:pPr>
+      <w:r>
+        <w:t xml:space="preserve">The Gyál site of Print </w:t>
+      </w:r>
+      <w:proofErr w:type="spellStart"/>
+      <w:r>
+        <w:t>Trio</w:t>
+      </w:r>
+      <w:proofErr w:type="spellEnd"/>
+      <w:r>
+        <w:t xml:space="preserve"> Kft. is </w:t>
+      </w:r>
+      <w:proofErr w:type="spellStart"/>
+      <w:r>
+        <w:t>the</w:t>
+      </w:r>
+      <w:proofErr w:type="spellEnd"/>
+      <w:r>
+        <w:t xml:space="preserve"> main </w:t>
+      </w:r>
+      <w:proofErr w:type="spellStart"/>
+      <w:r>
+        <w:t>production</w:t>
+      </w:r>
+      <w:proofErr w:type="spellEnd"/>
+      <w:r>
+        <w:t xml:space="preserve"> center of </w:t>
+      </w:r>
+      <w:proofErr w:type="spellStart"/>
+      <w:r>
+        <w:t>the</w:t>
+      </w:r>
+      <w:proofErr w:type="spellEnd"/>
+      <w:r>
+        <w:t xml:space="preserve"> </w:t>
+      </w:r>
+      <w:proofErr w:type="spellStart"/>
+      <w:r>
+        <w:t>company</w:t>
+      </w:r>
+      <w:proofErr w:type="spellEnd"/>
+      <w:r>
+        <w:t xml:space="preserve">. </w:t>
+      </w:r>
+      <w:proofErr w:type="spellStart"/>
+      <w:r>
+        <w:t>All</w:t>
+      </w:r>
+      <w:proofErr w:type="spellEnd"/>
+      <w:r>
+        <w:t xml:space="preserve"> printing and </w:t>
+      </w:r>
+      <w:proofErr w:type="spellStart"/>
+      <w:r>
+        <w:t>manufacturing</w:t>
+      </w:r>
+      <w:proofErr w:type="spellEnd"/>
+      <w:r>
+        <w:t xml:space="preserve"> </w:t>
+      </w:r>
+      <w:proofErr w:type="spellStart"/>
+      <w:r>
+        <w:t>activities</w:t>
+      </w:r>
+      <w:proofErr w:type="spellEnd"/>
+      <w:r>
+        <w:t xml:space="preserve"> </w:t>
+      </w:r>
+      <w:proofErr w:type="spellStart"/>
+      <w:r>
+        <w:t>take</w:t>
+      </w:r>
+      <w:proofErr w:type="spellEnd"/>
+      <w:r>
+        <w:t xml:space="preserve"> </w:t>
+      </w:r>
+      <w:proofErr w:type="spellStart"/>
+      <w:r>
+        <w:t>place</w:t>
+      </w:r>
+      <w:proofErr w:type="spellEnd"/>
+      <w:r>
+        <w:t xml:space="preserve"> here. </w:t>
+      </w:r>
+      <w:proofErr w:type="spellStart"/>
+      <w:r>
+        <w:t>Because</w:t>
+      </w:r>
+      <w:proofErr w:type="spellEnd"/>
+      <w:r>
+        <w:t xml:space="preserve"> </w:t>
+      </w:r>
+      <w:proofErr w:type="spellStart"/>
+      <w:r>
+        <w:t>the</w:t>
+      </w:r>
+      <w:proofErr w:type="spellEnd"/>
+      <w:r>
+        <w:t xml:space="preserve"> </w:t>
+      </w:r>
+      <w:proofErr w:type="spellStart"/>
+      <w:r>
+        <w:t>machines</w:t>
+      </w:r>
+      <w:proofErr w:type="spellEnd"/>
+      <w:r>
+        <w:t xml:space="preserve"> and </w:t>
+      </w:r>
+      <w:proofErr w:type="spellStart"/>
+      <w:r>
+        <w:t>office</w:t>
+      </w:r>
+      <w:proofErr w:type="spellEnd"/>
+      <w:r>
+        <w:t xml:space="preserve"> </w:t>
+      </w:r>
+      <w:proofErr w:type="spellStart"/>
+      <w:r>
+        <w:t>staff</w:t>
+      </w:r>
+      <w:proofErr w:type="spellEnd"/>
+      <w:r>
+        <w:t xml:space="preserve"> </w:t>
+      </w:r>
+      <w:proofErr w:type="spellStart"/>
+      <w:r>
+        <w:t>work</w:t>
+      </w:r>
+      <w:proofErr w:type="spellEnd"/>
+      <w:r>
+        <w:t xml:space="preserve"> </w:t>
+      </w:r>
+      <w:proofErr w:type="spellStart"/>
+      <w:r>
+        <w:t>together</w:t>
+      </w:r>
+      <w:proofErr w:type="spellEnd"/>
+      <w:r>
+        <w:t xml:space="preserve"> </w:t>
+      </w:r>
+      <w:proofErr w:type="spellStart"/>
+      <w:r>
+        <w:t>through</w:t>
+      </w:r>
+      <w:proofErr w:type="spellEnd"/>
+      <w:r>
+        <w:t xml:space="preserve"> </w:t>
+      </w:r>
+      <w:proofErr w:type="spellStart"/>
+      <w:r>
+        <w:t>digital</w:t>
+      </w:r>
+      <w:proofErr w:type="spellEnd"/>
+      <w:r>
+        <w:t xml:space="preserve"> </w:t>
+      </w:r>
+      <w:proofErr w:type="spellStart"/>
+      <w:r>
+        <w:t>systems</w:t>
+      </w:r>
+      <w:proofErr w:type="spellEnd"/>
+      <w:r>
+        <w:t xml:space="preserve">, a </w:t>
+      </w:r>
+      <w:proofErr w:type="spellStart"/>
+      <w:r>
+        <w:t>stable</w:t>
+      </w:r>
+      <w:proofErr w:type="spellEnd"/>
+      <w:r>
+        <w:t xml:space="preserve"> and </w:t>
+      </w:r>
+      <w:proofErr w:type="spellStart"/>
+      <w:r>
+        <w:t>secure</w:t>
+      </w:r>
+      <w:proofErr w:type="spellEnd"/>
+      <w:r>
+        <w:t xml:space="preserve"> </w:t>
+      </w:r>
+      <w:proofErr w:type="spellStart"/>
+      <w:r>
+        <w:t>network</w:t>
+      </w:r>
+      <w:proofErr w:type="spellEnd"/>
+      <w:r>
+        <w:t xml:space="preserve"> is </w:t>
+      </w:r>
+      <w:proofErr w:type="spellStart"/>
+      <w:r>
+        <w:t>essential</w:t>
+      </w:r>
+      <w:proofErr w:type="spellEnd"/>
+      <w:r>
+        <w:t xml:space="preserve">. </w:t>
+      </w:r>
+      <w:proofErr w:type="spellStart"/>
+      <w:r>
+        <w:t>If</w:t>
+      </w:r>
+      <w:proofErr w:type="spellEnd"/>
+      <w:r>
+        <w:t xml:space="preserve"> </w:t>
+      </w:r>
+      <w:proofErr w:type="spellStart"/>
+      <w:r>
+        <w:t>the</w:t>
+      </w:r>
+      <w:proofErr w:type="spellEnd"/>
+      <w:r>
+        <w:t xml:space="preserve"> </w:t>
+      </w:r>
+      <w:proofErr w:type="spellStart"/>
+      <w:r>
+        <w:t>network</w:t>
+      </w:r>
+      <w:proofErr w:type="spellEnd"/>
+      <w:r>
+        <w:t xml:space="preserve"> </w:t>
+      </w:r>
+      <w:proofErr w:type="spellStart"/>
+      <w:r>
+        <w:t>fails</w:t>
+      </w:r>
+      <w:proofErr w:type="spellEnd"/>
+      <w:r>
+        <w:t xml:space="preserve">, </w:t>
+      </w:r>
+      <w:proofErr w:type="spellStart"/>
+      <w:r>
+        <w:t>production</w:t>
+      </w:r>
+      <w:proofErr w:type="spellEnd"/>
+      <w:r>
+        <w:t xml:space="preserve"> </w:t>
+      </w:r>
+      <w:proofErr w:type="spellStart"/>
+      <w:r>
+        <w:t>may</w:t>
+      </w:r>
+      <w:proofErr w:type="spellEnd"/>
+      <w:r>
+        <w:t xml:space="preserve"> stop, </w:t>
+      </w:r>
+      <w:proofErr w:type="spellStart"/>
+      <w:r>
+        <w:t>which</w:t>
+      </w:r>
+      <w:proofErr w:type="spellEnd"/>
+      <w:r>
+        <w:t xml:space="preserve"> </w:t>
+      </w:r>
+      <w:proofErr w:type="spellStart"/>
+      <w:r>
+        <w:t>can</w:t>
+      </w:r>
+      <w:proofErr w:type="spellEnd"/>
+      <w:r>
+        <w:t xml:space="preserve"> </w:t>
+      </w:r>
+      <w:proofErr w:type="spellStart"/>
+      <w:r>
+        <w:t>cause</w:t>
+      </w:r>
+      <w:proofErr w:type="spellEnd"/>
+      <w:r>
+        <w:t xml:space="preserve"> </w:t>
+      </w:r>
+      <w:proofErr w:type="spellStart"/>
+      <w:r>
+        <w:t>financial</w:t>
+      </w:r>
+      <w:proofErr w:type="spellEnd"/>
+      <w:r>
+        <w:t xml:space="preserve"> </w:t>
+      </w:r>
+      <w:proofErr w:type="spellStart"/>
+      <w:r>
+        <w:t>loss</w:t>
+      </w:r>
+      <w:proofErr w:type="spellEnd"/>
+      <w:r>
+        <w:t>.</w:t>
+      </w:r>
+    </w:p>
+    <w:p>
+      <w:pPr>
+        <w:pStyle w:val="NormlWeb"/>
+      </w:pPr>
+      <w:r>
+        <w:t xml:space="preserve">The building is a </w:t>
+      </w:r>
+      <w:proofErr w:type="spellStart"/>
+      <w:r>
+        <w:t>large</w:t>
+      </w:r>
+      <w:proofErr w:type="spellEnd"/>
+      <w:r>
+        <w:t xml:space="preserve"> </w:t>
+      </w:r>
+      <w:proofErr w:type="spellStart"/>
+      <w:r>
+        <w:t>industrial</w:t>
+      </w:r>
+      <w:proofErr w:type="spellEnd"/>
+      <w:r>
+        <w:t xml:space="preserve"> hall of </w:t>
+      </w:r>
+      <w:proofErr w:type="spellStart"/>
+      <w:r>
+        <w:t>about</w:t>
+      </w:r>
+      <w:proofErr w:type="spellEnd"/>
+      <w:r>
+        <w:t xml:space="preserve"> 1,500 m². </w:t>
+      </w:r>
+      <w:proofErr w:type="spellStart"/>
+      <w:r>
+        <w:t>It</w:t>
+      </w:r>
+      <w:proofErr w:type="spellEnd"/>
+      <w:r>
+        <w:t xml:space="preserve"> has </w:t>
+      </w:r>
+      <w:proofErr w:type="spellStart"/>
+      <w:r>
+        <w:t>thick</w:t>
+      </w:r>
+      <w:proofErr w:type="spellEnd"/>
+      <w:r>
+        <w:t xml:space="preserve"> </w:t>
+      </w:r>
+      <w:proofErr w:type="spellStart"/>
+      <w:r>
+        <w:t>concrete</w:t>
+      </w:r>
+      <w:proofErr w:type="spellEnd"/>
+      <w:r>
+        <w:t xml:space="preserve"> </w:t>
+      </w:r>
+      <w:proofErr w:type="spellStart"/>
+      <w:r>
+        <w:t>walls</w:t>
+      </w:r>
+      <w:proofErr w:type="spellEnd"/>
+      <w:r>
+        <w:t xml:space="preserve"> and </w:t>
+      </w:r>
+      <w:proofErr w:type="spellStart"/>
+      <w:r>
+        <w:t>steel</w:t>
+      </w:r>
+      <w:proofErr w:type="spellEnd"/>
+      <w:r>
+        <w:t xml:space="preserve"> </w:t>
+      </w:r>
+      <w:proofErr w:type="spellStart"/>
+      <w:r>
+        <w:t>structures</w:t>
+      </w:r>
+      <w:proofErr w:type="spellEnd"/>
+      <w:r>
+        <w:t xml:space="preserve"> </w:t>
+      </w:r>
+      <w:proofErr w:type="spellStart"/>
+      <w:r>
+        <w:t>with</w:t>
+      </w:r>
+      <w:proofErr w:type="spellEnd"/>
+      <w:r>
+        <w:t xml:space="preserve"> a </w:t>
+      </w:r>
+      <w:proofErr w:type="spellStart"/>
+      <w:r>
+        <w:t>ceiling</w:t>
+      </w:r>
+      <w:proofErr w:type="spellEnd"/>
+      <w:r>
+        <w:t xml:space="preserve"> </w:t>
+      </w:r>
+      <w:proofErr w:type="spellStart"/>
+      <w:r>
+        <w:t>height</w:t>
+      </w:r>
+      <w:proofErr w:type="spellEnd"/>
+      <w:r>
+        <w:t xml:space="preserve"> of 7–8 </w:t>
+      </w:r>
+      <w:proofErr w:type="spellStart"/>
+      <w:r>
+        <w:t>meters</w:t>
+      </w:r>
+      <w:proofErr w:type="spellEnd"/>
+      <w:r>
+        <w:t xml:space="preserve">. </w:t>
+      </w:r>
+      <w:proofErr w:type="spellStart"/>
+      <w:r>
+        <w:t>These</w:t>
+      </w:r>
+      <w:proofErr w:type="spellEnd"/>
+      <w:r>
+        <w:t xml:space="preserve"> </w:t>
+      </w:r>
+      <w:proofErr w:type="spellStart"/>
+      <w:r>
+        <w:t>materials</w:t>
+      </w:r>
+      <w:proofErr w:type="spellEnd"/>
+      <w:r>
+        <w:t xml:space="preserve"> </w:t>
+      </w:r>
+      <w:proofErr w:type="spellStart"/>
+      <w:r>
+        <w:t>are</w:t>
+      </w:r>
+      <w:proofErr w:type="spellEnd"/>
+      <w:r>
+        <w:t xml:space="preserve"> </w:t>
+      </w:r>
+      <w:proofErr w:type="spellStart"/>
+      <w:r>
+        <w:t>strong</w:t>
+      </w:r>
+      <w:proofErr w:type="spellEnd"/>
+      <w:r>
+        <w:t xml:space="preserve"> and </w:t>
+      </w:r>
+      <w:proofErr w:type="spellStart"/>
+      <w:r>
+        <w:t>suitable</w:t>
+      </w:r>
+      <w:proofErr w:type="spellEnd"/>
+      <w:r>
+        <w:t xml:space="preserve"> </w:t>
+      </w:r>
+      <w:proofErr w:type="spellStart"/>
+      <w:r>
+        <w:t>for</w:t>
+      </w:r>
+      <w:proofErr w:type="spellEnd"/>
+      <w:r>
+        <w:t xml:space="preserve"> </w:t>
+      </w:r>
+      <w:proofErr w:type="spellStart"/>
+      <w:r>
+        <w:t>industrial</w:t>
+      </w:r>
+      <w:proofErr w:type="spellEnd"/>
+      <w:r>
+        <w:t xml:space="preserve"> </w:t>
+      </w:r>
+      <w:proofErr w:type="spellStart"/>
+      <w:r>
+        <w:t>work</w:t>
+      </w:r>
+      <w:proofErr w:type="spellEnd"/>
+      <w:r>
+        <w:t xml:space="preserve">, </w:t>
+      </w:r>
+      <w:proofErr w:type="spellStart"/>
+      <w:r>
+        <w:t>but</w:t>
+      </w:r>
+      <w:proofErr w:type="spellEnd"/>
+      <w:r>
+        <w:t xml:space="preserve"> </w:t>
+      </w:r>
+      <w:proofErr w:type="spellStart"/>
+      <w:r>
+        <w:t>they</w:t>
+      </w:r>
+      <w:proofErr w:type="spellEnd"/>
+      <w:r>
+        <w:t xml:space="preserve"> </w:t>
+      </w:r>
+      <w:proofErr w:type="spellStart"/>
+      <w:r>
+        <w:t>weaken</w:t>
+      </w:r>
+      <w:proofErr w:type="spellEnd"/>
+      <w:r>
+        <w:t xml:space="preserve"> </w:t>
+      </w:r>
+      <w:proofErr w:type="spellStart"/>
+      <w:r>
+        <w:t>Wi</w:t>
+      </w:r>
+      <w:proofErr w:type="spellEnd"/>
+      <w:r>
+        <w:t xml:space="preserve">-Fi </w:t>
+      </w:r>
+      <w:proofErr w:type="spellStart"/>
+      <w:r>
+        <w:t>signals</w:t>
+      </w:r>
+      <w:proofErr w:type="spellEnd"/>
+      <w:r>
+        <w:t xml:space="preserve">. </w:t>
+      </w:r>
+      <w:proofErr w:type="spellStart"/>
+      <w:r>
+        <w:t>Inside</w:t>
+      </w:r>
+      <w:proofErr w:type="spellEnd"/>
+      <w:r>
+        <w:t xml:space="preserve"> </w:t>
+      </w:r>
+      <w:proofErr w:type="spellStart"/>
+      <w:r>
+        <w:t>the</w:t>
+      </w:r>
+      <w:proofErr w:type="spellEnd"/>
+      <w:r>
+        <w:t xml:space="preserve"> hall </w:t>
+      </w:r>
+      <w:proofErr w:type="spellStart"/>
+      <w:r>
+        <w:t>there</w:t>
+      </w:r>
+      <w:proofErr w:type="spellEnd"/>
+      <w:r>
+        <w:t xml:space="preserve"> </w:t>
+      </w:r>
+      <w:proofErr w:type="spellStart"/>
+      <w:r>
+        <w:t>are</w:t>
+      </w:r>
+      <w:proofErr w:type="spellEnd"/>
+      <w:r>
+        <w:t xml:space="preserve"> </w:t>
+      </w:r>
+      <w:proofErr w:type="spellStart"/>
+      <w:r>
+        <w:t>smaller</w:t>
+      </w:r>
+      <w:proofErr w:type="spellEnd"/>
+      <w:r>
+        <w:t xml:space="preserve"> </w:t>
+      </w:r>
+      <w:proofErr w:type="spellStart"/>
+      <w:r>
+        <w:t>office</w:t>
+      </w:r>
+      <w:proofErr w:type="spellEnd"/>
+      <w:r>
+        <w:t xml:space="preserve"> </w:t>
+      </w:r>
+      <w:proofErr w:type="spellStart"/>
+      <w:r>
+        <w:t>rooms</w:t>
+      </w:r>
+      <w:proofErr w:type="spellEnd"/>
+      <w:r>
+        <w:t xml:space="preserve"> </w:t>
+      </w:r>
+      <w:proofErr w:type="spellStart"/>
+      <w:r>
+        <w:t>with</w:t>
+      </w:r>
+      <w:proofErr w:type="spellEnd"/>
+      <w:r>
+        <w:t xml:space="preserve"> </w:t>
+      </w:r>
+      <w:proofErr w:type="spellStart"/>
+      <w:r>
+        <w:t>plasterboard</w:t>
+      </w:r>
+      <w:proofErr w:type="spellEnd"/>
+      <w:r>
+        <w:t xml:space="preserve"> </w:t>
+      </w:r>
+      <w:proofErr w:type="spellStart"/>
+      <w:r>
+        <w:t>walls</w:t>
+      </w:r>
+      <w:proofErr w:type="spellEnd"/>
+      <w:r>
+        <w:t xml:space="preserve">, </w:t>
+      </w:r>
+      <w:proofErr w:type="spellStart"/>
+      <w:r>
+        <w:t>where</w:t>
+      </w:r>
+      <w:proofErr w:type="spellEnd"/>
+      <w:r>
+        <w:t xml:space="preserve"> </w:t>
+      </w:r>
+      <w:proofErr w:type="spellStart"/>
+      <w:r>
+        <w:t>wireless</w:t>
+      </w:r>
+      <w:proofErr w:type="spellEnd"/>
+      <w:r>
+        <w:t xml:space="preserve"> </w:t>
+      </w:r>
+      <w:proofErr w:type="spellStart"/>
+      <w:r>
+        <w:t>signals</w:t>
+      </w:r>
+      <w:proofErr w:type="spellEnd"/>
+      <w:r>
+        <w:t xml:space="preserve"> </w:t>
+      </w:r>
+      <w:proofErr w:type="spellStart"/>
+      <w:r>
+        <w:t>work</w:t>
+      </w:r>
+      <w:proofErr w:type="spellEnd"/>
+      <w:r>
+        <w:t xml:space="preserve"> </w:t>
+      </w:r>
+      <w:proofErr w:type="spellStart"/>
+      <w:r>
+        <w:t>better</w:t>
+      </w:r>
+      <w:proofErr w:type="spellEnd"/>
+      <w:r>
+        <w:t>.</w:t>
+      </w:r>
+    </w:p>
+    <w:p>
+      <w:pPr>
+        <w:pStyle w:val="NormlWeb"/>
+      </w:pPr>
+      <w:r>
+        <w:t xml:space="preserve">The </w:t>
+      </w:r>
+      <w:proofErr w:type="spellStart"/>
+      <w:r>
+        <w:t>network</w:t>
+      </w:r>
+      <w:proofErr w:type="spellEnd"/>
+      <w:r>
+        <w:t xml:space="preserve"> </w:t>
+      </w:r>
+      <w:proofErr w:type="spellStart"/>
+      <w:r>
+        <w:t>infrastructure</w:t>
+      </w:r>
+      <w:proofErr w:type="spellEnd"/>
+      <w:r>
+        <w:t xml:space="preserve"> is </w:t>
+      </w:r>
+      <w:proofErr w:type="spellStart"/>
+      <w:r>
+        <w:t>organized</w:t>
+      </w:r>
+      <w:proofErr w:type="spellEnd"/>
+      <w:r>
+        <w:t xml:space="preserve"> and </w:t>
+      </w:r>
+      <w:proofErr w:type="spellStart"/>
+      <w:r>
+        <w:t>reliable</w:t>
+      </w:r>
+      <w:proofErr w:type="spellEnd"/>
+      <w:r>
+        <w:t xml:space="preserve">. The main </w:t>
+      </w:r>
+      <w:proofErr w:type="spellStart"/>
+      <w:r>
+        <w:t>devices</w:t>
+      </w:r>
+      <w:proofErr w:type="spellEnd"/>
+      <w:r>
+        <w:t xml:space="preserve"> </w:t>
+      </w:r>
+      <w:proofErr w:type="spellStart"/>
+      <w:r>
+        <w:t>are</w:t>
+      </w:r>
+      <w:proofErr w:type="spellEnd"/>
+      <w:r>
+        <w:t xml:space="preserve"> </w:t>
+      </w:r>
+      <w:proofErr w:type="spellStart"/>
+      <w:r>
+        <w:t>placed</w:t>
+      </w:r>
+      <w:proofErr w:type="spellEnd"/>
+      <w:r>
+        <w:t xml:space="preserve"> in a </w:t>
+      </w:r>
+      <w:proofErr w:type="spellStart"/>
+      <w:r>
+        <w:t>locked</w:t>
+      </w:r>
+      <w:proofErr w:type="spellEnd"/>
+      <w:r>
+        <w:t xml:space="preserve">, </w:t>
+      </w:r>
+      <w:proofErr w:type="spellStart"/>
+      <w:r>
+        <w:t>climate-controlled</w:t>
+      </w:r>
+      <w:proofErr w:type="spellEnd"/>
+      <w:r>
+        <w:t xml:space="preserve"> </w:t>
+      </w:r>
+      <w:proofErr w:type="spellStart"/>
+      <w:r>
+        <w:t>rack</w:t>
+      </w:r>
+      <w:proofErr w:type="spellEnd"/>
+      <w:r>
+        <w:t xml:space="preserve"> </w:t>
+      </w:r>
+      <w:proofErr w:type="spellStart"/>
+      <w:r>
+        <w:t>cabinet</w:t>
+      </w:r>
+      <w:proofErr w:type="spellEnd"/>
+      <w:r>
+        <w:t xml:space="preserve"> </w:t>
+      </w:r>
+      <w:proofErr w:type="spellStart"/>
+      <w:r>
+        <w:t>near</w:t>
+      </w:r>
+      <w:proofErr w:type="spellEnd"/>
+      <w:r>
+        <w:t xml:space="preserve"> </w:t>
+      </w:r>
+      <w:proofErr w:type="spellStart"/>
+      <w:r>
+        <w:t>the</w:t>
+      </w:r>
+      <w:proofErr w:type="spellEnd"/>
+      <w:r>
+        <w:t xml:space="preserve"> </w:t>
+      </w:r>
+      <w:proofErr w:type="spellStart"/>
+      <w:r>
+        <w:t>office</w:t>
+      </w:r>
+      <w:proofErr w:type="spellEnd"/>
+      <w:r>
+        <w:t xml:space="preserve"> </w:t>
+      </w:r>
+      <w:proofErr w:type="spellStart"/>
+      <w:r>
+        <w:t>area</w:t>
+      </w:r>
+      <w:proofErr w:type="spellEnd"/>
+      <w:r>
+        <w:t xml:space="preserve">. The </w:t>
+      </w:r>
+      <w:proofErr w:type="spellStart"/>
+      <w:r>
+        <w:t>system</w:t>
+      </w:r>
+      <w:proofErr w:type="spellEnd"/>
+      <w:r>
+        <w:t xml:space="preserve"> </w:t>
+      </w:r>
+      <w:proofErr w:type="spellStart"/>
+      <w:r>
+        <w:t>includes</w:t>
+      </w:r>
+      <w:proofErr w:type="spellEnd"/>
+      <w:r>
+        <w:t xml:space="preserve"> </w:t>
+      </w:r>
+      <w:proofErr w:type="spellStart"/>
+      <w:r>
+        <w:t>managed</w:t>
+      </w:r>
+      <w:proofErr w:type="spellEnd"/>
+      <w:r>
+        <w:t xml:space="preserve"> </w:t>
+      </w:r>
+      <w:proofErr w:type="spellStart"/>
+      <w:r>
+        <w:t>switches</w:t>
+      </w:r>
+      <w:proofErr w:type="spellEnd"/>
+      <w:r>
+        <w:t xml:space="preserve">, </w:t>
+      </w:r>
+      <w:proofErr w:type="spellStart"/>
+      <w:r>
+        <w:t>routers</w:t>
+      </w:r>
+      <w:proofErr w:type="spellEnd"/>
+      <w:r>
+        <w:t xml:space="preserve">, patch </w:t>
+      </w:r>
+      <w:proofErr w:type="spellStart"/>
+      <w:r>
+        <w:t>panels</w:t>
+      </w:r>
+      <w:proofErr w:type="spellEnd"/>
+      <w:r>
+        <w:t xml:space="preserve">, and an </w:t>
+      </w:r>
+      <w:proofErr w:type="spellStart"/>
+      <w:r>
+        <w:t>uninterruptible</w:t>
+      </w:r>
+      <w:proofErr w:type="spellEnd"/>
+      <w:r>
+        <w:t xml:space="preserve"> </w:t>
+      </w:r>
+      <w:proofErr w:type="spellStart"/>
+      <w:r>
+        <w:t>power</w:t>
+      </w:r>
+      <w:proofErr w:type="spellEnd"/>
+      <w:r>
+        <w:t xml:space="preserve"> </w:t>
+      </w:r>
+      <w:proofErr w:type="spellStart"/>
+      <w:r>
+        <w:t>supply</w:t>
+      </w:r>
+      <w:proofErr w:type="spellEnd"/>
+      <w:r>
+        <w:t xml:space="preserve"> (UPS). The </w:t>
+      </w:r>
+      <w:proofErr w:type="spellStart"/>
+      <w:r>
+        <w:t>wired</w:t>
+      </w:r>
+      <w:proofErr w:type="spellEnd"/>
+      <w:r>
+        <w:t xml:space="preserve"> </w:t>
+      </w:r>
+      <w:proofErr w:type="spellStart"/>
+      <w:r>
+        <w:t>network</w:t>
+      </w:r>
+      <w:proofErr w:type="spellEnd"/>
+      <w:r>
+        <w:t xml:space="preserve"> </w:t>
+      </w:r>
+      <w:proofErr w:type="spellStart"/>
+      <w:r>
+        <w:t>uses</w:t>
+      </w:r>
+      <w:proofErr w:type="spellEnd"/>
+      <w:r>
+        <w:t xml:space="preserve"> Cat6 </w:t>
+      </w:r>
+      <w:proofErr w:type="spellStart"/>
+      <w:r>
+        <w:t>cables</w:t>
+      </w:r>
+      <w:proofErr w:type="spellEnd"/>
+      <w:r>
+        <w:t xml:space="preserve"> </w:t>
+      </w:r>
+      <w:proofErr w:type="spellStart"/>
+      <w:r>
+        <w:t>to</w:t>
+      </w:r>
+      <w:proofErr w:type="spellEnd"/>
+      <w:r>
+        <w:t xml:space="preserve"> </w:t>
+      </w:r>
+      <w:proofErr w:type="spellStart"/>
+      <w:r>
+        <w:t>provide</w:t>
+      </w:r>
+      <w:proofErr w:type="spellEnd"/>
+      <w:r>
+        <w:t xml:space="preserve"> </w:t>
+      </w:r>
+      <w:proofErr w:type="spellStart"/>
+      <w:r>
+        <w:t>fast</w:t>
+      </w:r>
+      <w:proofErr w:type="spellEnd"/>
+      <w:r>
+        <w:t xml:space="preserve"> and </w:t>
+      </w:r>
+      <w:proofErr w:type="spellStart"/>
+      <w:r>
+        <w:t>stable</w:t>
+      </w:r>
+      <w:proofErr w:type="spellEnd"/>
+      <w:r>
+        <w:t xml:space="preserve"> </w:t>
+      </w:r>
+      <w:proofErr w:type="spellStart"/>
+      <w:r>
+        <w:t>connections</w:t>
+      </w:r>
+      <w:proofErr w:type="spellEnd"/>
+      <w:r>
+        <w:t xml:space="preserve"> </w:t>
+      </w:r>
+      <w:proofErr w:type="spellStart"/>
+      <w:r>
+        <w:t>for</w:t>
+      </w:r>
+      <w:proofErr w:type="spellEnd"/>
+      <w:r>
+        <w:t xml:space="preserve"> </w:t>
+      </w:r>
+      <w:proofErr w:type="spellStart"/>
+      <w:r>
+        <w:t>office</w:t>
+      </w:r>
+      <w:proofErr w:type="spellEnd"/>
+      <w:r>
+        <w:t xml:space="preserve"> </w:t>
+      </w:r>
+      <w:proofErr w:type="spellStart"/>
+      <w:r>
+        <w:t>computers</w:t>
+      </w:r>
+      <w:proofErr w:type="spellEnd"/>
+      <w:r>
+        <w:t xml:space="preserve"> and printing </w:t>
+      </w:r>
+      <w:proofErr w:type="spellStart"/>
+      <w:r>
+        <w:t>machines</w:t>
+      </w:r>
+      <w:proofErr w:type="spellEnd"/>
+      <w:r>
+        <w:t xml:space="preserve">. </w:t>
+      </w:r>
+      <w:proofErr w:type="spellStart"/>
+      <w:r>
+        <w:t>Optical</w:t>
+      </w:r>
+      <w:proofErr w:type="spellEnd"/>
+      <w:r>
+        <w:t xml:space="preserve"> </w:t>
+      </w:r>
+      <w:proofErr w:type="spellStart"/>
+      <w:r>
+        <w:t>fiber</w:t>
+      </w:r>
+      <w:proofErr w:type="spellEnd"/>
+      <w:r>
+        <w:t xml:space="preserve"> is </w:t>
+      </w:r>
+      <w:proofErr w:type="spellStart"/>
+      <w:r>
+        <w:t>used</w:t>
+      </w:r>
+      <w:proofErr w:type="spellEnd"/>
+      <w:r>
+        <w:t xml:space="preserve"> </w:t>
+      </w:r>
+      <w:proofErr w:type="spellStart"/>
+      <w:r>
+        <w:t>for</w:t>
+      </w:r>
+      <w:proofErr w:type="spellEnd"/>
+      <w:r>
+        <w:t xml:space="preserve"> </w:t>
+      </w:r>
+      <w:proofErr w:type="spellStart"/>
+      <w:r>
+        <w:t>high-speed</w:t>
+      </w:r>
+      <w:proofErr w:type="spellEnd"/>
+      <w:r>
+        <w:t xml:space="preserve"> </w:t>
+      </w:r>
+      <w:proofErr w:type="spellStart"/>
+      <w:r>
+        <w:t>uplinks</w:t>
+      </w:r>
+      <w:proofErr w:type="spellEnd"/>
+      <w:r>
+        <w:t xml:space="preserve"> and </w:t>
+      </w:r>
+      <w:proofErr w:type="spellStart"/>
+      <w:r>
+        <w:t>communication</w:t>
+      </w:r>
+      <w:proofErr w:type="spellEnd"/>
+      <w:r>
+        <w:t xml:space="preserve"> </w:t>
+      </w:r>
+      <w:proofErr w:type="spellStart"/>
+      <w:r>
+        <w:t>with</w:t>
+      </w:r>
+      <w:proofErr w:type="spellEnd"/>
+      <w:r>
+        <w:t xml:space="preserve"> </w:t>
+      </w:r>
+      <w:proofErr w:type="spellStart"/>
+      <w:r>
+        <w:t>other</w:t>
+      </w:r>
+      <w:proofErr w:type="spellEnd"/>
+      <w:r>
+        <w:t xml:space="preserve"> </w:t>
+      </w:r>
+      <w:proofErr w:type="spellStart"/>
+      <w:r>
+        <w:t>company</w:t>
+      </w:r>
+      <w:proofErr w:type="spellEnd"/>
+      <w:r>
+        <w:t xml:space="preserve"> sites.</w:t>
+      </w:r>
+    </w:p>
+    <w:p>
+      <w:pPr>
+        <w:pStyle w:val="NormlWeb"/>
+      </w:pPr>
+      <w:proofErr w:type="spellStart"/>
+      <w:r>
+        <w:lastRenderedPageBreak/>
+        <w:t>For</w:t>
+      </w:r>
+      <w:proofErr w:type="spellEnd"/>
+      <w:r>
+        <w:t xml:space="preserve"> </w:t>
+      </w:r>
+      <w:proofErr w:type="spellStart"/>
+      <w:r>
+        <w:t>better</w:t>
+      </w:r>
+      <w:proofErr w:type="spellEnd"/>
+      <w:r>
+        <w:t xml:space="preserve"> </w:t>
+      </w:r>
+      <w:proofErr w:type="spellStart"/>
+      <w:r>
+        <w:t>security</w:t>
+      </w:r>
+      <w:proofErr w:type="spellEnd"/>
+      <w:r>
+        <w:t xml:space="preserve"> and </w:t>
+      </w:r>
+      <w:proofErr w:type="spellStart"/>
+      <w:r>
+        <w:t>organization</w:t>
+      </w:r>
+      <w:proofErr w:type="spellEnd"/>
+      <w:r>
+        <w:t xml:space="preserve">, </w:t>
+      </w:r>
+      <w:proofErr w:type="spellStart"/>
+      <w:r>
+        <w:t>the</w:t>
+      </w:r>
+      <w:proofErr w:type="spellEnd"/>
+      <w:r>
+        <w:t xml:space="preserve"> </w:t>
+      </w:r>
+      <w:proofErr w:type="spellStart"/>
+      <w:r>
+        <w:t>network</w:t>
+      </w:r>
+      <w:proofErr w:type="spellEnd"/>
+      <w:r>
+        <w:t xml:space="preserve"> is </w:t>
+      </w:r>
+      <w:proofErr w:type="spellStart"/>
+      <w:r>
+        <w:t>divided</w:t>
+      </w:r>
+      <w:proofErr w:type="spellEnd"/>
+      <w:r>
+        <w:t xml:space="preserve"> </w:t>
+      </w:r>
+      <w:proofErr w:type="spellStart"/>
+      <w:r>
+        <w:t>into</w:t>
+      </w:r>
+      <w:proofErr w:type="spellEnd"/>
+      <w:r>
+        <w:t xml:space="preserve"> </w:t>
+      </w:r>
+      <w:proofErr w:type="spellStart"/>
+      <w:r>
+        <w:t>VLANs</w:t>
+      </w:r>
+      <w:proofErr w:type="spellEnd"/>
+      <w:r>
+        <w:t xml:space="preserve">. </w:t>
+      </w:r>
+      <w:proofErr w:type="spellStart"/>
+      <w:r>
+        <w:t>Separate</w:t>
+      </w:r>
+      <w:proofErr w:type="spellEnd"/>
+      <w:r>
+        <w:t xml:space="preserve"> </w:t>
+      </w:r>
+      <w:proofErr w:type="spellStart"/>
+      <w:r>
+        <w:t>logical</w:t>
+      </w:r>
+      <w:proofErr w:type="spellEnd"/>
+      <w:r>
+        <w:t xml:space="preserve"> </w:t>
+      </w:r>
+      <w:proofErr w:type="spellStart"/>
+      <w:r>
+        <w:t>networks</w:t>
+      </w:r>
+      <w:proofErr w:type="spellEnd"/>
+      <w:r>
+        <w:t xml:space="preserve"> </w:t>
+      </w:r>
+      <w:proofErr w:type="spellStart"/>
+      <w:r>
+        <w:t>are</w:t>
+      </w:r>
+      <w:proofErr w:type="spellEnd"/>
+      <w:r>
+        <w:t xml:space="preserve"> </w:t>
+      </w:r>
+      <w:proofErr w:type="spellStart"/>
+      <w:r>
+        <w:t>created</w:t>
+      </w:r>
+      <w:proofErr w:type="spellEnd"/>
+      <w:r>
+        <w:t xml:space="preserve"> </w:t>
+      </w:r>
+      <w:proofErr w:type="spellStart"/>
+      <w:r>
+        <w:t>for</w:t>
+      </w:r>
+      <w:proofErr w:type="spellEnd"/>
+      <w:r>
+        <w:t xml:space="preserve"> </w:t>
+      </w:r>
+      <w:proofErr w:type="spellStart"/>
+      <w:r>
+        <w:t>production</w:t>
+      </w:r>
+      <w:proofErr w:type="spellEnd"/>
+      <w:r>
+        <w:t xml:space="preserve"> </w:t>
+      </w:r>
+      <w:proofErr w:type="spellStart"/>
+      <w:r>
+        <w:t>machines</w:t>
+      </w:r>
+      <w:proofErr w:type="spellEnd"/>
+      <w:r>
+        <w:t xml:space="preserve">, </w:t>
+      </w:r>
+      <w:proofErr w:type="spellStart"/>
+      <w:r>
+        <w:t>office</w:t>
+      </w:r>
+      <w:proofErr w:type="spellEnd"/>
+      <w:r>
+        <w:t xml:space="preserve"> </w:t>
+      </w:r>
+      <w:proofErr w:type="spellStart"/>
+      <w:r>
+        <w:t>staff</w:t>
+      </w:r>
+      <w:proofErr w:type="spellEnd"/>
+      <w:r>
+        <w:t xml:space="preserve">, IT </w:t>
+      </w:r>
+      <w:proofErr w:type="spellStart"/>
+      <w:r>
+        <w:t>administrators</w:t>
+      </w:r>
+      <w:proofErr w:type="spellEnd"/>
+      <w:r>
+        <w:t xml:space="preserve">, management, and </w:t>
+      </w:r>
+      <w:proofErr w:type="spellStart"/>
+      <w:r>
+        <w:t>guest</w:t>
+      </w:r>
+      <w:proofErr w:type="spellEnd"/>
+      <w:r>
+        <w:t xml:space="preserve"> </w:t>
+      </w:r>
+      <w:proofErr w:type="spellStart"/>
+      <w:r>
+        <w:t>users</w:t>
+      </w:r>
+      <w:proofErr w:type="spellEnd"/>
+      <w:r>
+        <w:t xml:space="preserve">. </w:t>
+      </w:r>
+      <w:proofErr w:type="spellStart"/>
+      <w:r>
+        <w:t>This</w:t>
+      </w:r>
+      <w:proofErr w:type="spellEnd"/>
+      <w:r>
+        <w:t xml:space="preserve"> </w:t>
+      </w:r>
+      <w:proofErr w:type="spellStart"/>
+      <w:r>
+        <w:t>segmentation</w:t>
+      </w:r>
+      <w:proofErr w:type="spellEnd"/>
+      <w:r>
+        <w:t xml:space="preserve"> </w:t>
+      </w:r>
+      <w:proofErr w:type="spellStart"/>
+      <w:r>
+        <w:t>reduces</w:t>
+      </w:r>
+      <w:proofErr w:type="spellEnd"/>
+      <w:r>
+        <w:t xml:space="preserve"> </w:t>
+      </w:r>
+      <w:proofErr w:type="spellStart"/>
+      <w:r>
+        <w:t>security</w:t>
+      </w:r>
+      <w:proofErr w:type="spellEnd"/>
+      <w:r>
+        <w:t xml:space="preserve"> </w:t>
+      </w:r>
+      <w:proofErr w:type="spellStart"/>
+      <w:r>
+        <w:t>risks</w:t>
+      </w:r>
+      <w:proofErr w:type="spellEnd"/>
+      <w:r>
+        <w:t xml:space="preserve"> and </w:t>
+      </w:r>
+      <w:proofErr w:type="spellStart"/>
+      <w:r>
+        <w:t>improves</w:t>
+      </w:r>
+      <w:proofErr w:type="spellEnd"/>
+      <w:r>
+        <w:t xml:space="preserve"> performance.</w:t>
+      </w:r>
+    </w:p>
+    <w:p>
+      <w:pPr>
+        <w:pStyle w:val="NormlWeb"/>
+      </w:pPr>
+      <w:proofErr w:type="spellStart"/>
+      <w:r>
+        <w:t>Wireless</w:t>
+      </w:r>
+      <w:proofErr w:type="spellEnd"/>
+      <w:r>
+        <w:t xml:space="preserve"> internet is </w:t>
+      </w:r>
+      <w:proofErr w:type="spellStart"/>
+      <w:r>
+        <w:t>also</w:t>
+      </w:r>
+      <w:proofErr w:type="spellEnd"/>
+      <w:r>
+        <w:t xml:space="preserve"> </w:t>
+      </w:r>
+      <w:proofErr w:type="spellStart"/>
+      <w:r>
+        <w:t>available</w:t>
+      </w:r>
+      <w:proofErr w:type="spellEnd"/>
+      <w:r>
+        <w:t xml:space="preserve"> </w:t>
+      </w:r>
+      <w:proofErr w:type="spellStart"/>
+      <w:r>
+        <w:t>across</w:t>
+      </w:r>
+      <w:proofErr w:type="spellEnd"/>
+      <w:r>
+        <w:t xml:space="preserve"> </w:t>
+      </w:r>
+      <w:proofErr w:type="spellStart"/>
+      <w:r>
+        <w:t>the</w:t>
+      </w:r>
+      <w:proofErr w:type="spellEnd"/>
+      <w:r>
+        <w:t xml:space="preserve"> site. </w:t>
+      </w:r>
+      <w:proofErr w:type="spellStart"/>
+      <w:r>
+        <w:t>Because</w:t>
+      </w:r>
+      <w:proofErr w:type="spellEnd"/>
+      <w:r>
+        <w:t xml:space="preserve"> of </w:t>
+      </w:r>
+      <w:proofErr w:type="spellStart"/>
+      <w:r>
+        <w:t>the</w:t>
+      </w:r>
+      <w:proofErr w:type="spellEnd"/>
+      <w:r>
+        <w:t xml:space="preserve"> </w:t>
+      </w:r>
+      <w:proofErr w:type="spellStart"/>
+      <w:r>
+        <w:t>industrial</w:t>
+      </w:r>
+      <w:proofErr w:type="spellEnd"/>
+      <w:r>
+        <w:t xml:space="preserve"> </w:t>
+      </w:r>
+      <w:proofErr w:type="spellStart"/>
+      <w:r>
+        <w:t>environment</w:t>
+      </w:r>
+      <w:proofErr w:type="spellEnd"/>
+      <w:r>
+        <w:t xml:space="preserve">, </w:t>
+      </w:r>
+      <w:proofErr w:type="spellStart"/>
+      <w:r>
+        <w:t>industrial-grade</w:t>
+      </w:r>
+      <w:proofErr w:type="spellEnd"/>
+      <w:r>
+        <w:t xml:space="preserve"> </w:t>
+      </w:r>
+      <w:proofErr w:type="spellStart"/>
+      <w:r>
+        <w:t>access</w:t>
+      </w:r>
+      <w:proofErr w:type="spellEnd"/>
+      <w:r>
+        <w:t xml:space="preserve"> </w:t>
+      </w:r>
+      <w:proofErr w:type="spellStart"/>
+      <w:r>
+        <w:t>points</w:t>
+      </w:r>
+      <w:proofErr w:type="spellEnd"/>
+      <w:r>
+        <w:t xml:space="preserve"> </w:t>
+      </w:r>
+      <w:proofErr w:type="spellStart"/>
+      <w:r>
+        <w:t>are</w:t>
+      </w:r>
+      <w:proofErr w:type="spellEnd"/>
+      <w:r>
+        <w:t xml:space="preserve"> </w:t>
+      </w:r>
+      <w:proofErr w:type="spellStart"/>
+      <w:r>
+        <w:t>installed</w:t>
+      </w:r>
+      <w:proofErr w:type="spellEnd"/>
+      <w:r>
+        <w:t xml:space="preserve"> in </w:t>
+      </w:r>
+      <w:proofErr w:type="spellStart"/>
+      <w:r>
+        <w:t>the</w:t>
+      </w:r>
+      <w:proofErr w:type="spellEnd"/>
+      <w:r>
+        <w:t xml:space="preserve"> </w:t>
+      </w:r>
+      <w:proofErr w:type="spellStart"/>
+      <w:r>
+        <w:t>production</w:t>
+      </w:r>
+      <w:proofErr w:type="spellEnd"/>
+      <w:r>
+        <w:t xml:space="preserve"> hall, </w:t>
+      </w:r>
+      <w:proofErr w:type="spellStart"/>
+      <w:r>
+        <w:t>warehouse</w:t>
+      </w:r>
+      <w:proofErr w:type="spellEnd"/>
+      <w:r>
+        <w:t xml:space="preserve">, </w:t>
+      </w:r>
+      <w:proofErr w:type="spellStart"/>
+      <w:r>
+        <w:t>offices</w:t>
+      </w:r>
+      <w:proofErr w:type="spellEnd"/>
+      <w:r>
+        <w:t xml:space="preserve">, and </w:t>
+      </w:r>
+      <w:proofErr w:type="spellStart"/>
+      <w:r>
+        <w:t>common</w:t>
+      </w:r>
+      <w:proofErr w:type="spellEnd"/>
+      <w:r>
+        <w:t xml:space="preserve"> </w:t>
+      </w:r>
+      <w:proofErr w:type="spellStart"/>
+      <w:r>
+        <w:t>areas</w:t>
+      </w:r>
+      <w:proofErr w:type="spellEnd"/>
+      <w:r>
+        <w:t xml:space="preserve">. The </w:t>
+      </w:r>
+      <w:proofErr w:type="spellStart"/>
+      <w:r>
+        <w:t>system</w:t>
+      </w:r>
+      <w:proofErr w:type="spellEnd"/>
+      <w:r>
+        <w:t xml:space="preserve"> </w:t>
+      </w:r>
+      <w:proofErr w:type="spellStart"/>
+      <w:r>
+        <w:t>supports</w:t>
+      </w:r>
+      <w:proofErr w:type="spellEnd"/>
+      <w:r>
+        <w:t xml:space="preserve"> roaming, </w:t>
+      </w:r>
+      <w:proofErr w:type="spellStart"/>
+      <w:r>
+        <w:t>so</w:t>
+      </w:r>
+      <w:proofErr w:type="spellEnd"/>
+      <w:r>
+        <w:t xml:space="preserve"> mobile </w:t>
+      </w:r>
+      <w:proofErr w:type="spellStart"/>
+      <w:r>
+        <w:t>devices</w:t>
+      </w:r>
+      <w:proofErr w:type="spellEnd"/>
+      <w:r>
+        <w:t xml:space="preserve"> </w:t>
+      </w:r>
+      <w:proofErr w:type="spellStart"/>
+      <w:r>
+        <w:t>such</w:t>
+      </w:r>
+      <w:proofErr w:type="spellEnd"/>
+      <w:r>
+        <w:t xml:space="preserve"> </w:t>
+      </w:r>
+      <w:proofErr w:type="spellStart"/>
+      <w:r>
+        <w:t>as</w:t>
+      </w:r>
+      <w:proofErr w:type="spellEnd"/>
+      <w:r>
+        <w:t xml:space="preserve"> </w:t>
+      </w:r>
+      <w:proofErr w:type="spellStart"/>
+      <w:r>
+        <w:t>scanners</w:t>
+      </w:r>
+      <w:proofErr w:type="spellEnd"/>
+      <w:r>
+        <w:t xml:space="preserve"> </w:t>
+      </w:r>
+      <w:proofErr w:type="spellStart"/>
+      <w:r>
+        <w:t>can</w:t>
+      </w:r>
+      <w:proofErr w:type="spellEnd"/>
+      <w:r>
+        <w:t xml:space="preserve"> </w:t>
+      </w:r>
+      <w:proofErr w:type="spellStart"/>
+      <w:r>
+        <w:t>stay</w:t>
+      </w:r>
+      <w:proofErr w:type="spellEnd"/>
+      <w:r>
+        <w:t xml:space="preserve"> </w:t>
+      </w:r>
+      <w:proofErr w:type="spellStart"/>
+      <w:r>
+        <w:t>connected</w:t>
+      </w:r>
+      <w:proofErr w:type="spellEnd"/>
+      <w:r>
+        <w:t xml:space="preserve"> </w:t>
+      </w:r>
+      <w:proofErr w:type="spellStart"/>
+      <w:r>
+        <w:t>while</w:t>
+      </w:r>
+      <w:proofErr w:type="spellEnd"/>
+      <w:r>
+        <w:t xml:space="preserve"> </w:t>
+      </w:r>
+      <w:proofErr w:type="spellStart"/>
+      <w:r>
+        <w:t>employees</w:t>
+      </w:r>
+      <w:proofErr w:type="spellEnd"/>
+      <w:r>
+        <w:t xml:space="preserve"> </w:t>
+      </w:r>
+      <w:proofErr w:type="spellStart"/>
+      <w:r>
+        <w:t>move</w:t>
+      </w:r>
+      <w:proofErr w:type="spellEnd"/>
+      <w:r>
+        <w:t xml:space="preserve"> </w:t>
+      </w:r>
+      <w:proofErr w:type="spellStart"/>
+      <w:r>
+        <w:t>around</w:t>
+      </w:r>
+      <w:proofErr w:type="spellEnd"/>
+      <w:r>
+        <w:t>.</w:t>
+      </w:r>
+    </w:p>
+    <w:p>
+      <w:pPr>
+        <w:pStyle w:val="NormlWeb"/>
+      </w:pPr>
+      <w:proofErr w:type="spellStart"/>
+      <w:r>
+        <w:t>About</w:t>
+      </w:r>
+      <w:proofErr w:type="spellEnd"/>
+      <w:r>
+        <w:t xml:space="preserve"> 60 </w:t>
+      </w:r>
+      <w:proofErr w:type="spellStart"/>
+      <w:r>
+        <w:t>employees</w:t>
+      </w:r>
+      <w:proofErr w:type="spellEnd"/>
+      <w:r>
+        <w:t xml:space="preserve"> </w:t>
+      </w:r>
+      <w:proofErr w:type="spellStart"/>
+      <w:r>
+        <w:t>work</w:t>
+      </w:r>
+      <w:proofErr w:type="spellEnd"/>
+      <w:r>
+        <w:t xml:space="preserve"> </w:t>
+      </w:r>
+      <w:proofErr w:type="spellStart"/>
+      <w:r>
+        <w:t>at</w:t>
+      </w:r>
+      <w:proofErr w:type="spellEnd"/>
+      <w:r>
+        <w:t xml:space="preserve"> </w:t>
+      </w:r>
+      <w:proofErr w:type="spellStart"/>
+      <w:r>
+        <w:t>this</w:t>
+      </w:r>
+      <w:proofErr w:type="spellEnd"/>
+      <w:r>
+        <w:t xml:space="preserve"> </w:t>
+      </w:r>
+      <w:proofErr w:type="spellStart"/>
+      <w:r>
+        <w:t>location</w:t>
+      </w:r>
+      <w:proofErr w:type="spellEnd"/>
+      <w:r>
+        <w:t xml:space="preserve">, most of </w:t>
+      </w:r>
+      <w:proofErr w:type="spellStart"/>
+      <w:r>
+        <w:t>them</w:t>
+      </w:r>
+      <w:proofErr w:type="spellEnd"/>
+      <w:r>
+        <w:t xml:space="preserve"> in </w:t>
+      </w:r>
+      <w:proofErr w:type="spellStart"/>
+      <w:r>
+        <w:t>production</w:t>
+      </w:r>
+      <w:proofErr w:type="spellEnd"/>
+      <w:r>
+        <w:t xml:space="preserve">. Office </w:t>
+      </w:r>
+      <w:proofErr w:type="spellStart"/>
+      <w:r>
+        <w:t>workers</w:t>
+      </w:r>
+      <w:proofErr w:type="spellEnd"/>
+      <w:r>
+        <w:t xml:space="preserve"> </w:t>
+      </w:r>
+      <w:proofErr w:type="spellStart"/>
+      <w:r>
+        <w:t>use</w:t>
+      </w:r>
+      <w:proofErr w:type="spellEnd"/>
+      <w:r>
+        <w:t xml:space="preserve"> </w:t>
+      </w:r>
+      <w:proofErr w:type="spellStart"/>
+      <w:r>
+        <w:t>the</w:t>
+      </w:r>
+      <w:proofErr w:type="spellEnd"/>
+      <w:r>
+        <w:t xml:space="preserve"> IT </w:t>
+      </w:r>
+      <w:proofErr w:type="spellStart"/>
+      <w:r>
+        <w:t>system</w:t>
+      </w:r>
+      <w:proofErr w:type="spellEnd"/>
+      <w:r>
+        <w:t xml:space="preserve"> </w:t>
+      </w:r>
+      <w:proofErr w:type="spellStart"/>
+      <w:r>
+        <w:t>daily</w:t>
+      </w:r>
+      <w:proofErr w:type="spellEnd"/>
+      <w:r>
+        <w:t xml:space="preserve"> </w:t>
+      </w:r>
+      <w:proofErr w:type="spellStart"/>
+      <w:r>
+        <w:t>for</w:t>
+      </w:r>
+      <w:proofErr w:type="spellEnd"/>
+      <w:r>
+        <w:t xml:space="preserve"> </w:t>
+      </w:r>
+      <w:proofErr w:type="spellStart"/>
+      <w:r>
+        <w:t>order</w:t>
+      </w:r>
+      <w:proofErr w:type="spellEnd"/>
+      <w:r>
+        <w:t xml:space="preserve"> management and </w:t>
+      </w:r>
+      <w:proofErr w:type="spellStart"/>
+      <w:r>
+        <w:t>production</w:t>
+      </w:r>
+      <w:proofErr w:type="spellEnd"/>
+      <w:r>
+        <w:t xml:space="preserve"> </w:t>
+      </w:r>
+      <w:proofErr w:type="spellStart"/>
+      <w:r>
+        <w:t>tracking</w:t>
+      </w:r>
+      <w:proofErr w:type="spellEnd"/>
+      <w:r>
+        <w:t xml:space="preserve">. </w:t>
+      </w:r>
+      <w:proofErr w:type="spellStart"/>
+      <w:r>
+        <w:t>For</w:t>
+      </w:r>
+      <w:proofErr w:type="spellEnd"/>
+      <w:r>
+        <w:t xml:space="preserve"> </w:t>
+      </w:r>
+      <w:proofErr w:type="spellStart"/>
+      <w:r>
+        <w:t>this</w:t>
+      </w:r>
+      <w:proofErr w:type="spellEnd"/>
+      <w:r>
+        <w:t xml:space="preserve"> </w:t>
+      </w:r>
+      <w:proofErr w:type="spellStart"/>
+      <w:r>
+        <w:t>reason</w:t>
+      </w:r>
+      <w:proofErr w:type="spellEnd"/>
+      <w:r>
+        <w:t xml:space="preserve">, </w:t>
+      </w:r>
+      <w:proofErr w:type="spellStart"/>
+      <w:r>
+        <w:t>network</w:t>
+      </w:r>
+      <w:proofErr w:type="spellEnd"/>
+      <w:r>
+        <w:t xml:space="preserve"> </w:t>
+      </w:r>
+      <w:proofErr w:type="spellStart"/>
+      <w:r>
+        <w:t>reliability</w:t>
+      </w:r>
+      <w:proofErr w:type="spellEnd"/>
+      <w:r>
+        <w:t xml:space="preserve"> is </w:t>
+      </w:r>
+      <w:proofErr w:type="spellStart"/>
+      <w:r>
+        <w:t>critical</w:t>
+      </w:r>
+      <w:proofErr w:type="spellEnd"/>
+      <w:r>
+        <w:t>.</w:t>
+      </w:r>
+    </w:p>
+    <w:p>
+      <w:pPr>
+        <w:pStyle w:val="NormlWeb"/>
+      </w:pPr>
+      <w:proofErr w:type="spellStart"/>
+      <w:r>
+        <w:t>Security</w:t>
+      </w:r>
+      <w:proofErr w:type="spellEnd"/>
+      <w:r>
+        <w:t xml:space="preserve"> is </w:t>
+      </w:r>
+      <w:proofErr w:type="spellStart"/>
+      <w:r>
+        <w:t>ensured</w:t>
+      </w:r>
+      <w:proofErr w:type="spellEnd"/>
+      <w:r>
+        <w:t xml:space="preserve"> </w:t>
+      </w:r>
+      <w:proofErr w:type="spellStart"/>
+      <w:r>
+        <w:t>by</w:t>
+      </w:r>
+      <w:proofErr w:type="spellEnd"/>
+      <w:r>
+        <w:t xml:space="preserve"> VLAN </w:t>
+      </w:r>
+      <w:proofErr w:type="spellStart"/>
+      <w:r>
+        <w:t>separation</w:t>
+      </w:r>
+      <w:proofErr w:type="spellEnd"/>
+      <w:r>
+        <w:t xml:space="preserve">, </w:t>
+      </w:r>
+      <w:proofErr w:type="spellStart"/>
+      <w:r>
+        <w:t>firewall</w:t>
+      </w:r>
+      <w:proofErr w:type="spellEnd"/>
+      <w:r>
+        <w:t xml:space="preserve"> </w:t>
+      </w:r>
+      <w:proofErr w:type="spellStart"/>
+      <w:r>
+        <w:t>protection</w:t>
+      </w:r>
+      <w:proofErr w:type="spellEnd"/>
+      <w:r>
+        <w:t xml:space="preserve">, </w:t>
+      </w:r>
+      <w:proofErr w:type="spellStart"/>
+      <w:r>
+        <w:t>access</w:t>
+      </w:r>
+      <w:proofErr w:type="spellEnd"/>
+      <w:r>
+        <w:t xml:space="preserve"> </w:t>
+      </w:r>
+      <w:proofErr w:type="spellStart"/>
+      <w:r>
+        <w:t>control</w:t>
+      </w:r>
+      <w:proofErr w:type="spellEnd"/>
+      <w:r>
+        <w:t xml:space="preserve"> </w:t>
+      </w:r>
+      <w:proofErr w:type="spellStart"/>
+      <w:r>
+        <w:t>rules</w:t>
+      </w:r>
+      <w:proofErr w:type="spellEnd"/>
+      <w:r>
+        <w:t xml:space="preserve">, and a </w:t>
+      </w:r>
+      <w:proofErr w:type="spellStart"/>
+      <w:r>
+        <w:t>secure</w:t>
+      </w:r>
+      <w:proofErr w:type="spellEnd"/>
+      <w:r>
+        <w:t xml:space="preserve"> VPN </w:t>
+      </w:r>
+      <w:proofErr w:type="spellStart"/>
+      <w:r>
+        <w:t>connection</w:t>
+      </w:r>
+      <w:proofErr w:type="spellEnd"/>
+      <w:r>
+        <w:t xml:space="preserve"> </w:t>
+      </w:r>
+      <w:proofErr w:type="spellStart"/>
+      <w:r>
+        <w:t>between</w:t>
+      </w:r>
+      <w:proofErr w:type="spellEnd"/>
+      <w:r>
+        <w:t xml:space="preserve"> </w:t>
+      </w:r>
+      <w:proofErr w:type="spellStart"/>
+      <w:r>
+        <w:t>company</w:t>
+      </w:r>
+      <w:proofErr w:type="spellEnd"/>
+      <w:r>
+        <w:t xml:space="preserve"> sites. </w:t>
+      </w:r>
+      <w:proofErr w:type="spellStart"/>
+      <w:r>
+        <w:t>Critical</w:t>
+      </w:r>
+      <w:proofErr w:type="spellEnd"/>
+      <w:r>
+        <w:t xml:space="preserve"> </w:t>
+      </w:r>
+      <w:proofErr w:type="spellStart"/>
+      <w:r>
+        <w:t>devices</w:t>
+      </w:r>
+      <w:proofErr w:type="spellEnd"/>
+      <w:r>
+        <w:t xml:space="preserve"> </w:t>
+      </w:r>
+      <w:proofErr w:type="spellStart"/>
+      <w:r>
+        <w:t>are</w:t>
+      </w:r>
+      <w:proofErr w:type="spellEnd"/>
+      <w:r>
+        <w:t xml:space="preserve"> </w:t>
+      </w:r>
+      <w:proofErr w:type="spellStart"/>
+      <w:r>
+        <w:t>protected</w:t>
+      </w:r>
+      <w:proofErr w:type="spellEnd"/>
+      <w:r>
+        <w:t xml:space="preserve"> </w:t>
+      </w:r>
+      <w:proofErr w:type="spellStart"/>
+      <w:r>
+        <w:t>by</w:t>
+      </w:r>
+      <w:proofErr w:type="spellEnd"/>
+      <w:r>
+        <w:t xml:space="preserve"> UPS </w:t>
+      </w:r>
+      <w:proofErr w:type="spellStart"/>
+      <w:r>
+        <w:t>systems</w:t>
+      </w:r>
+      <w:proofErr w:type="spellEnd"/>
+      <w:r>
+        <w:t xml:space="preserve"> </w:t>
+      </w:r>
+      <w:proofErr w:type="spellStart"/>
+      <w:r>
+        <w:t>to</w:t>
+      </w:r>
+      <w:proofErr w:type="spellEnd"/>
+      <w:r>
+        <w:t xml:space="preserve"> </w:t>
+      </w:r>
+      <w:proofErr w:type="spellStart"/>
+      <w:r>
+        <w:t>maintain</w:t>
+      </w:r>
+      <w:proofErr w:type="spellEnd"/>
+      <w:r>
+        <w:t xml:space="preserve"> </w:t>
+      </w:r>
+      <w:proofErr w:type="spellStart"/>
+      <w:r>
+        <w:t>operation</w:t>
+      </w:r>
+      <w:proofErr w:type="spellEnd"/>
+      <w:r>
+        <w:t xml:space="preserve"> </w:t>
+      </w:r>
+      <w:proofErr w:type="spellStart"/>
+      <w:r>
+        <w:t>during</w:t>
+      </w:r>
+      <w:proofErr w:type="spellEnd"/>
+      <w:r>
+        <w:t xml:space="preserve"> </w:t>
+      </w:r>
+      <w:proofErr w:type="spellStart"/>
+      <w:r>
+        <w:t>short</w:t>
+      </w:r>
+      <w:proofErr w:type="spellEnd"/>
+      <w:r>
+        <w:t xml:space="preserve"> </w:t>
+      </w:r>
+      <w:proofErr w:type="spellStart"/>
+      <w:r>
+        <w:t>power</w:t>
+      </w:r>
+      <w:proofErr w:type="spellEnd"/>
+      <w:r>
+        <w:t xml:space="preserve"> </w:t>
+      </w:r>
+      <w:proofErr w:type="spellStart"/>
+      <w:r>
+        <w:t>outages</w:t>
+      </w:r>
+      <w:proofErr w:type="spellEnd"/>
+      <w:r>
+        <w:t>.</w:t>
+      </w:r>
+    </w:p>
+    <w:p>
+      <w:pPr>
+        <w:pStyle w:val="NormlWeb"/>
+      </w:pPr>
+      <w:r>
+        <w:t xml:space="preserve">Overall, </w:t>
+      </w:r>
+      <w:proofErr w:type="spellStart"/>
+      <w:r>
+        <w:t>the</w:t>
+      </w:r>
+      <w:proofErr w:type="spellEnd"/>
+      <w:r>
+        <w:t xml:space="preserve"> Gyál site has a </w:t>
+      </w:r>
+      <w:proofErr w:type="spellStart"/>
+      <w:r>
+        <w:t>stable</w:t>
+      </w:r>
+      <w:proofErr w:type="spellEnd"/>
+      <w:r>
+        <w:t xml:space="preserve">, </w:t>
+      </w:r>
+      <w:proofErr w:type="spellStart"/>
+      <w:r>
+        <w:t>secure</w:t>
+      </w:r>
+      <w:proofErr w:type="spellEnd"/>
+      <w:r>
+        <w:t xml:space="preserve">, and </w:t>
+      </w:r>
+      <w:proofErr w:type="spellStart"/>
+      <w:r>
+        <w:t>well-structured</w:t>
+      </w:r>
+      <w:proofErr w:type="spellEnd"/>
+      <w:r>
+        <w:t xml:space="preserve"> </w:t>
+      </w:r>
+      <w:proofErr w:type="spellStart"/>
+      <w:r>
+        <w:t>network</w:t>
+      </w:r>
+      <w:proofErr w:type="spellEnd"/>
+      <w:r>
+        <w:t xml:space="preserve"> </w:t>
+      </w:r>
+      <w:proofErr w:type="spellStart"/>
+      <w:r>
+        <w:t>infrastructure</w:t>
+      </w:r>
+      <w:proofErr w:type="spellEnd"/>
+      <w:r>
+        <w:t xml:space="preserve"> </w:t>
+      </w:r>
+      <w:proofErr w:type="spellStart"/>
+      <w:r>
+        <w:t>that</w:t>
+      </w:r>
+      <w:proofErr w:type="spellEnd"/>
+      <w:r>
+        <w:t xml:space="preserve"> </w:t>
+      </w:r>
+      <w:proofErr w:type="spellStart"/>
+      <w:r>
+        <w:t>supports</w:t>
+      </w:r>
+      <w:proofErr w:type="spellEnd"/>
+      <w:r>
+        <w:t xml:space="preserve"> </w:t>
+      </w:r>
+      <w:proofErr w:type="spellStart"/>
+      <w:r>
+        <w:t>continuous</w:t>
+      </w:r>
+      <w:proofErr w:type="spellEnd"/>
+      <w:r>
+        <w:t xml:space="preserve"> </w:t>
+      </w:r>
+      <w:proofErr w:type="spellStart"/>
+      <w:r>
+        <w:t>industrial</w:t>
+      </w:r>
+      <w:proofErr w:type="spellEnd"/>
+      <w:r>
+        <w:t xml:space="preserve"> </w:t>
+      </w:r>
+      <w:proofErr w:type="spellStart"/>
+      <w:r>
+        <w:t>production</w:t>
+      </w:r>
+      <w:proofErr w:type="spellEnd"/>
+      <w:r>
+        <w:t xml:space="preserve"> and </w:t>
+      </w:r>
+      <w:proofErr w:type="spellStart"/>
+      <w:r>
+        <w:t>safe</w:t>
+      </w:r>
+      <w:proofErr w:type="spellEnd"/>
+      <w:r>
+        <w:t xml:space="preserve"> </w:t>
+      </w:r>
+      <w:proofErr w:type="spellStart"/>
+      <w:r>
+        <w:t>data</w:t>
+      </w:r>
+      <w:proofErr w:type="spellEnd"/>
+      <w:r>
+        <w:t xml:space="preserve"> </w:t>
+      </w:r>
+      <w:proofErr w:type="spellStart"/>
+      <w:r>
+        <w:t>communication</w:t>
+      </w:r>
+      <w:proofErr w:type="spellEnd"/>
+    </w:p>
+    <w:p>
+      <w:pPr>
+        <w:rPr>
+          <w:rFonts w:ascii="Times New Roman" w:hAnsi="Times New Roman" w:cs="Times New Roman"/>
+          <w:b/>
         </w:rPr>
       </w:pPr>
     </w:p>
     <w:sectPr>
-      <w:headerReference w:type="default" r:id="rId7"/>
+      <w:headerReference w:type="default" r:id="rId13"/>
       <w:pgSz w:w="11906" w:h="16838"/>
       <w:pgMar w:top="1418" w:right="1418" w:bottom="1418" w:left="1418" w:header="709" w:footer="709" w:gutter="0"/>
       <w:cols w:space="708"/>
@@ -741,6 +3914,243 @@
     </w:r>
   </w:p>
 </w:hdr>
+</file>
+
+<file path=word/numbering.xml><?xml version="1.0" encoding="utf-8"?>
+<w:numbering xmlns:wpc="http://schemas.microsoft.com/office/word/2010/wordprocessingCanvas" xmlns:cx="http://schemas.microsoft.com/office/drawing/2014/chartex" xmlns:cx1="http://schemas.microsoft.com/office/drawing/2015/9/8/chartex" xmlns:cx2="http://schemas.microsoft.com/office/drawing/2015/10/21/chartex" xmlns:cx3="http://schemas.microsoft.com/office/drawing/2016/5/9/chartex" xmlns:cx4="http://schemas.microsoft.com/office/drawing/2016/5/10/chartex" xmlns:cx5="http://schemas.microsoft.com/office/drawing/2016/5/11/chartex" xmlns:cx6="http://schemas.microsoft.com/office/drawing/2016/5/12/chartex" xmlns:cx7="http://schemas.microsoft.com/office/drawing/2016/5/13/chartex" xmlns:cx8="http://schemas.microsoft.com/office/drawing/2016/5/14/chartex" xmlns:mc="http://schemas.openxmlformats.org/markup-compatibility/2006" xmlns:aink="http://schemas.microsoft.com/office/drawing/2016/ink" xmlns:am3d="http://schemas.microsoft.com/office/drawing/2017/model3d" xmlns:o="urn:schemas-microsoft-com:office:office" xmlns:r="http://schemas.openxmlformats.org/officeDocument/2006/relationships" xmlns:m="http://schemas.openxmlformats.org/officeDocument/2006/math" xmlns:v="urn:schemas-microsoft-com:vml" xmlns:wp14="http://schemas.microsoft.com/office/word/2010/wordprocessingDrawing" xmlns:wp="http://schemas.openxmlformats.org/drawingml/2006/wordprocessingDrawing" xmlns:w10="urn:schemas-microsoft-com:office:word" xmlns:w="http://schemas.openxmlformats.org/wordprocessingml/2006/main" xmlns:w14="http://schemas.microsoft.com/office/word/2010/wordml" xmlns:w15="http://schemas.microsoft.com/office/word/2012/wordml" xmlns:w16cid="http://schemas.microsoft.com/office/word/2016/wordml/cid" xmlns:w16se="http://schemas.microsoft.com/office/word/2015/wordml/symex" xmlns:wpg="http://schemas.microsoft.com/office/word/2010/wordprocessingGroup" xmlns:wpi="http://schemas.microsoft.com/office/word/2010/wordprocessingInk" xmlns:wne="http://schemas.microsoft.com/office/word/2006/wordml" xmlns:wps="http://schemas.microsoft.com/office/word/2010/wordprocessingShape" mc:Ignorable="w14 w15 w16se w16cid wp14">
+  <w:abstractNum w:abstractNumId="0" w15:restartNumberingAfterBreak="0">
+    <w:nsid w:val="06AC27AB"/>
+    <w:multiLevelType w:val="hybridMultilevel"/>
+    <w:tmpl w:val="1752E2B8"/>
+    <w:lvl w:ilvl="0" w:tplc="040E0001">
+      <w:start w:val="1"/>
+      <w:numFmt w:val="bullet"/>
+      <w:lvlText w:val=""/>
+      <w:lvlJc w:val="left"/>
+      <w:pPr>
+        <w:ind w:left="720" w:hanging="360"/>
+      </w:pPr>
+      <w:rPr>
+        <w:rFonts w:ascii="Symbol" w:hAnsi="Symbol" w:hint="default"/>
+      </w:rPr>
+    </w:lvl>
+    <w:lvl w:ilvl="1" w:tplc="040E0003" w:tentative="1">
+      <w:start w:val="1"/>
+      <w:numFmt w:val="bullet"/>
+      <w:lvlText w:val="o"/>
+      <w:lvlJc w:val="left"/>
+      <w:pPr>
+        <w:ind w:left="1440" w:hanging="360"/>
+      </w:pPr>
+      <w:rPr>
+        <w:rFonts w:ascii="Courier New" w:hAnsi="Courier New" w:cs="Courier New" w:hint="default"/>
+      </w:rPr>
+    </w:lvl>
+    <w:lvl w:ilvl="2" w:tplc="040E0005" w:tentative="1">
+      <w:start w:val="1"/>
+      <w:numFmt w:val="bullet"/>
+      <w:lvlText w:val=""/>
+      <w:lvlJc w:val="left"/>
+      <w:pPr>
+        <w:ind w:left="2160" w:hanging="360"/>
+      </w:pPr>
+      <w:rPr>
+        <w:rFonts w:ascii="Wingdings" w:hAnsi="Wingdings" w:hint="default"/>
+      </w:rPr>
+    </w:lvl>
+    <w:lvl w:ilvl="3" w:tplc="040E0001" w:tentative="1">
+      <w:start w:val="1"/>
+      <w:numFmt w:val="bullet"/>
+      <w:lvlText w:val=""/>
+      <w:lvlJc w:val="left"/>
+      <w:pPr>
+        <w:ind w:left="2880" w:hanging="360"/>
+      </w:pPr>
+      <w:rPr>
+        <w:rFonts w:ascii="Symbol" w:hAnsi="Symbol" w:hint="default"/>
+      </w:rPr>
+    </w:lvl>
+    <w:lvl w:ilvl="4" w:tplc="040E0003" w:tentative="1">
+      <w:start w:val="1"/>
+      <w:numFmt w:val="bullet"/>
+      <w:lvlText w:val="o"/>
+      <w:lvlJc w:val="left"/>
+      <w:pPr>
+        <w:ind w:left="3600" w:hanging="360"/>
+      </w:pPr>
+      <w:rPr>
+        <w:rFonts w:ascii="Courier New" w:hAnsi="Courier New" w:cs="Courier New" w:hint="default"/>
+      </w:rPr>
+    </w:lvl>
+    <w:lvl w:ilvl="5" w:tplc="040E0005" w:tentative="1">
+      <w:start w:val="1"/>
+      <w:numFmt w:val="bullet"/>
+      <w:lvlText w:val=""/>
+      <w:lvlJc w:val="left"/>
+      <w:pPr>
+        <w:ind w:left="4320" w:hanging="360"/>
+      </w:pPr>
+      <w:rPr>
+        <w:rFonts w:ascii="Wingdings" w:hAnsi="Wingdings" w:hint="default"/>
+      </w:rPr>
+    </w:lvl>
+    <w:lvl w:ilvl="6" w:tplc="040E0001" w:tentative="1">
+      <w:start w:val="1"/>
+      <w:numFmt w:val="bullet"/>
+      <w:lvlText w:val=""/>
+      <w:lvlJc w:val="left"/>
+      <w:pPr>
+        <w:ind w:left="5040" w:hanging="360"/>
+      </w:pPr>
+      <w:rPr>
+        <w:rFonts w:ascii="Symbol" w:hAnsi="Symbol" w:hint="default"/>
+      </w:rPr>
+    </w:lvl>
+    <w:lvl w:ilvl="7" w:tplc="040E0003" w:tentative="1">
+      <w:start w:val="1"/>
+      <w:numFmt w:val="bullet"/>
+      <w:lvlText w:val="o"/>
+      <w:lvlJc w:val="left"/>
+      <w:pPr>
+        <w:ind w:left="5760" w:hanging="360"/>
+      </w:pPr>
+      <w:rPr>
+        <w:rFonts w:ascii="Courier New" w:hAnsi="Courier New" w:cs="Courier New" w:hint="default"/>
+      </w:rPr>
+    </w:lvl>
+    <w:lvl w:ilvl="8" w:tplc="040E0005" w:tentative="1">
+      <w:start w:val="1"/>
+      <w:numFmt w:val="bullet"/>
+      <w:lvlText w:val=""/>
+      <w:lvlJc w:val="left"/>
+      <w:pPr>
+        <w:ind w:left="6480" w:hanging="360"/>
+      </w:pPr>
+      <w:rPr>
+        <w:rFonts w:ascii="Wingdings" w:hAnsi="Wingdings" w:hint="default"/>
+      </w:rPr>
+    </w:lvl>
+  </w:abstractNum>
+  <w:abstractNum w:abstractNumId="1" w15:restartNumberingAfterBreak="0">
+    <w:nsid w:val="522C2F76"/>
+    <w:multiLevelType w:val="hybridMultilevel"/>
+    <w:tmpl w:val="FE964880"/>
+    <w:lvl w:ilvl="0" w:tplc="040E0001">
+      <w:start w:val="1"/>
+      <w:numFmt w:val="bullet"/>
+      <w:lvlText w:val=""/>
+      <w:lvlJc w:val="left"/>
+      <w:pPr>
+        <w:ind w:left="720" w:hanging="360"/>
+      </w:pPr>
+      <w:rPr>
+        <w:rFonts w:ascii="Symbol" w:hAnsi="Symbol" w:hint="default"/>
+      </w:rPr>
+    </w:lvl>
+    <w:lvl w:ilvl="1" w:tplc="040E0003" w:tentative="1">
+      <w:start w:val="1"/>
+      <w:numFmt w:val="bullet"/>
+      <w:lvlText w:val="o"/>
+      <w:lvlJc w:val="left"/>
+      <w:pPr>
+        <w:ind w:left="1440" w:hanging="360"/>
+      </w:pPr>
+      <w:rPr>
+        <w:rFonts w:ascii="Courier New" w:hAnsi="Courier New" w:cs="Courier New" w:hint="default"/>
+      </w:rPr>
+    </w:lvl>
+    <w:lvl w:ilvl="2" w:tplc="040E0005" w:tentative="1">
+      <w:start w:val="1"/>
+      <w:numFmt w:val="bullet"/>
+      <w:lvlText w:val=""/>
+      <w:lvlJc w:val="left"/>
+      <w:pPr>
+        <w:ind w:left="2160" w:hanging="360"/>
+      </w:pPr>
+      <w:rPr>
+        <w:rFonts w:ascii="Wingdings" w:hAnsi="Wingdings" w:hint="default"/>
+      </w:rPr>
+    </w:lvl>
+    <w:lvl w:ilvl="3" w:tplc="040E0001" w:tentative="1">
+      <w:start w:val="1"/>
+      <w:numFmt w:val="bullet"/>
+      <w:lvlText w:val=""/>
+      <w:lvlJc w:val="left"/>
+      <w:pPr>
+        <w:ind w:left="2880" w:hanging="360"/>
+      </w:pPr>
+      <w:rPr>
+        <w:rFonts w:ascii="Symbol" w:hAnsi="Symbol" w:hint="default"/>
+      </w:rPr>
+    </w:lvl>
+    <w:lvl w:ilvl="4" w:tplc="040E0003" w:tentative="1">
+      <w:start w:val="1"/>
+      <w:numFmt w:val="bullet"/>
+      <w:lvlText w:val="o"/>
+      <w:lvlJc w:val="left"/>
+      <w:pPr>
+        <w:ind w:left="3600" w:hanging="360"/>
+      </w:pPr>
+      <w:rPr>
+        <w:rFonts w:ascii="Courier New" w:hAnsi="Courier New" w:cs="Courier New" w:hint="default"/>
+      </w:rPr>
+    </w:lvl>
+    <w:lvl w:ilvl="5" w:tplc="040E0005" w:tentative="1">
+      <w:start w:val="1"/>
+      <w:numFmt w:val="bullet"/>
+      <w:lvlText w:val=""/>
+      <w:lvlJc w:val="left"/>
+      <w:pPr>
+        <w:ind w:left="4320" w:hanging="360"/>
+      </w:pPr>
+      <w:rPr>
+        <w:rFonts w:ascii="Wingdings" w:hAnsi="Wingdings" w:hint="default"/>
+      </w:rPr>
+    </w:lvl>
+    <w:lvl w:ilvl="6" w:tplc="040E0001" w:tentative="1">
+      <w:start w:val="1"/>
+      <w:numFmt w:val="bullet"/>
+      <w:lvlText w:val=""/>
+      <w:lvlJc w:val="left"/>
+      <w:pPr>
+        <w:ind w:left="5040" w:hanging="360"/>
+      </w:pPr>
+      <w:rPr>
+        <w:rFonts w:ascii="Symbol" w:hAnsi="Symbol" w:hint="default"/>
+      </w:rPr>
+    </w:lvl>
+    <w:lvl w:ilvl="7" w:tplc="040E0003" w:tentative="1">
+      <w:start w:val="1"/>
+      <w:numFmt w:val="bullet"/>
+      <w:lvlText w:val="o"/>
+      <w:lvlJc w:val="left"/>
+      <w:pPr>
+        <w:ind w:left="5760" w:hanging="360"/>
+      </w:pPr>
+      <w:rPr>
+        <w:rFonts w:ascii="Courier New" w:hAnsi="Courier New" w:cs="Courier New" w:hint="default"/>
+      </w:rPr>
+    </w:lvl>
+    <w:lvl w:ilvl="8" w:tplc="040E0005" w:tentative="1">
+      <w:start w:val="1"/>
+      <w:numFmt w:val="bullet"/>
+      <w:lvlText w:val=""/>
+      <w:lvlJc w:val="left"/>
+      <w:pPr>
+        <w:ind w:left="6480" w:hanging="360"/>
+      </w:pPr>
+      <w:rPr>
+        <w:rFonts w:ascii="Wingdings" w:hAnsi="Wingdings" w:hint="default"/>
+      </w:rPr>
+    </w:lvl>
+  </w:abstractNum>
+  <w:num w:numId="1">
+    <w:abstractNumId w:val="0"/>
+  </w:num>
+  <w:num w:numId="2">
+    <w:abstractNumId w:val="1"/>
+  </w:num>
+</w:numbering>
 </file>
 
 <file path=word/styles.xml><?xml version="1.0" encoding="utf-8"?>
@@ -866,6 +4276,7 @@
     <w:lsdException w:name="HTML Sample" w:semiHidden="1" w:unhideWhenUsed="1"/>
     <w:lsdException w:name="HTML Typewriter" w:semiHidden="1" w:unhideWhenUsed="1"/>
     <w:lsdException w:name="HTML Variable" w:semiHidden="1" w:unhideWhenUsed="1"/>
+    <w:lsdException w:name="Normal Table" w:semiHidden="1" w:unhideWhenUsed="1"/>
     <w:lsdException w:name="annotation subject" w:semiHidden="1" w:unhideWhenUsed="1"/>
     <w:lsdException w:name="No List" w:semiHidden="1" w:unhideWhenUsed="1"/>
     <w:lsdException w:name="Outline List 1" w:semiHidden="1" w:unhideWhenUsed="1"/>
@@ -909,8 +4320,10 @@
     <w:lsdException w:name="Table Elegant" w:semiHidden="1" w:unhideWhenUsed="1"/>
     <w:lsdException w:name="Table Professional" w:semiHidden="1" w:unhideWhenUsed="1"/>
     <w:lsdException w:name="Table Subtle 1" w:semiHidden="1" w:unhideWhenUsed="1"/>
+    <w:lsdException w:name="Table Subtle 2" w:semiHidden="1" w:unhideWhenUsed="1"/>
     <w:lsdException w:name="Table Web 1" w:semiHidden="1" w:unhideWhenUsed="1"/>
     <w:lsdException w:name="Table Web 2" w:semiHidden="1" w:unhideWhenUsed="1"/>
+    <w:lsdException w:name="Table Web 3" w:semiHidden="1" w:unhideWhenUsed="1"/>
     <w:lsdException w:name="Balloon Text" w:semiHidden="1" w:unhideWhenUsed="1"/>
     <w:lsdException w:name="Table Grid" w:uiPriority="39"/>
     <w:lsdException w:name="Table Theme" w:semiHidden="1" w:unhideWhenUsed="1"/>
@@ -1213,7 +4626,6 @@
     <w:name w:val="Normal (Web)"/>
     <w:basedOn w:val="Norml"/>
     <w:uiPriority w:val="99"/>
-    <w:semiHidden/>
     <w:unhideWhenUsed/>
     <w:rsid w:val="00790D1D"/>
     <w:pPr>
@@ -1224,6 +4636,47 @@
       <w:sz w:val="24"/>
       <w:szCs w:val="24"/>
       <w:lang w:eastAsia="hu-HU"/>
+    </w:rPr>
+  </w:style>
+  <w:style w:type="table" w:styleId="Rcsostblzat">
+    <w:name w:val="Table Grid"/>
+    <w:basedOn w:val="Normltblzat"/>
+    <w:uiPriority w:val="39"/>
+    <w:rsid w:val="008D6A04"/>
+    <w:pPr>
+      <w:spacing w:after="0" w:line="240" w:lineRule="auto"/>
+    </w:pPr>
+    <w:tblPr>
+      <w:tblBorders>
+        <w:top w:val="single" w:sz="4" w:space="0" w:color="auto"/>
+        <w:left w:val="single" w:sz="4" w:space="0" w:color="auto"/>
+        <w:bottom w:val="single" w:sz="4" w:space="0" w:color="auto"/>
+        <w:right w:val="single" w:sz="4" w:space="0" w:color="auto"/>
+        <w:insideH w:val="single" w:sz="4" w:space="0" w:color="auto"/>
+        <w:insideV w:val="single" w:sz="4" w:space="0" w:color="auto"/>
+      </w:tblBorders>
+    </w:tblPr>
+  </w:style>
+  <w:style w:type="paragraph" w:styleId="Listaszerbekezds">
+    <w:name w:val="List Paragraph"/>
+    <w:basedOn w:val="Norml"/>
+    <w:uiPriority w:val="34"/>
+    <w:qFormat/>
+    <w:rsid w:val="001D49D4"/>
+    <w:pPr>
+      <w:ind w:left="720"/>
+      <w:contextualSpacing/>
+    </w:pPr>
+  </w:style>
+  <w:style w:type="character" w:styleId="Kiemels2">
+    <w:name w:val="Strong"/>
+    <w:basedOn w:val="Bekezdsalapbettpusa"/>
+    <w:uiPriority w:val="22"/>
+    <w:qFormat/>
+    <w:rsid w:val="009B3A1A"/>
+    <w:rPr>
+      <w:b/>
+      <w:bCs/>
     </w:rPr>
   </w:style>
 </w:styles>
